--- a/SQL/Heart Attack Data Insights.docx
+++ b/SQL/Heart Attack Data Insights.docx
@@ -936,8 +936,6 @@
       <w:r>
         <w:t>ne</w:t>
       </w:r>
-      <w:bookmarkStart w:id="0" w:name="_GoBack"/>
-      <w:bookmarkEnd w:id="0"/>
     </w:p>
     <w:p/>
     <w:p/>
@@ -1160,7 +1158,6789 @@
       </w:r>
     </w:p>
     <w:p/>
+    <w:p>
+      <w:pPr>
+        <w:pStyle w:val="Heading1"/>
+      </w:pPr>
+      <w:r>
+        <w:t>7. Lifestyle &amp; Chronic Diseases Impact</w:t>
+      </w:r>
+    </w:p>
+    <w:tbl>
+      <w:tblPr>
+        <w:tblStyle w:val="TableGrid"/>
+        <w:tblW w:w="0" w:type="auto"/>
+        <w:tblLook w:val="04A0" w:firstRow="1" w:lastRow="0" w:firstColumn="1" w:lastColumn="0" w:noHBand="0" w:noVBand="1"/>
+      </w:tblPr>
+      <w:tblGrid>
+        <w:gridCol w:w="1327"/>
+        <w:gridCol w:w="1049"/>
+        <w:gridCol w:w="1156"/>
+        <w:gridCol w:w="824"/>
+        <w:gridCol w:w="1241"/>
+        <w:gridCol w:w="1645"/>
+        <w:gridCol w:w="1388"/>
+      </w:tblGrid>
+      <w:tr>
+        <w:tc>
+          <w:tcPr>
+            <w:tcW w:w="1232" w:type="dxa"/>
+            <w:shd w:val="clear" w:color="auto" w:fill="8DB3E2" w:themeFill="text2" w:themeFillTint="66"/>
+          </w:tcPr>
+          <w:p>
+            <w:proofErr w:type="spellStart"/>
+            <w:r>
+              <w:t>smoking_status</w:t>
+            </w:r>
+            <w:proofErr w:type="spellEnd"/>
+          </w:p>
+        </w:tc>
+        <w:tc>
+          <w:tcPr>
+            <w:tcW w:w="1233" w:type="dxa"/>
+            <w:shd w:val="clear" w:color="auto" w:fill="8DB3E2" w:themeFill="text2" w:themeFillTint="66"/>
+          </w:tcPr>
+          <w:p>
+            <w:proofErr w:type="spellStart"/>
+            <w:r>
+              <w:t>stress_level</w:t>
+            </w:r>
+            <w:proofErr w:type="spellEnd"/>
+          </w:p>
+        </w:tc>
+        <w:tc>
+          <w:tcPr>
+            <w:tcW w:w="1233" w:type="dxa"/>
+            <w:shd w:val="clear" w:color="auto" w:fill="8DB3E2" w:themeFill="text2" w:themeFillTint="66"/>
+          </w:tcPr>
+          <w:p>
+            <w:r>
+              <w:t>hypertension</w:t>
+            </w:r>
+          </w:p>
+        </w:tc>
+        <w:tc>
+          <w:tcPr>
+            <w:tcW w:w="1233" w:type="dxa"/>
+            <w:shd w:val="clear" w:color="auto" w:fill="8DB3E2" w:themeFill="text2" w:themeFillTint="66"/>
+          </w:tcPr>
+          <w:p>
+            <w:r>
+              <w:t>diabetes</w:t>
+            </w:r>
+          </w:p>
+        </w:tc>
+        <w:tc>
+          <w:tcPr>
+            <w:tcW w:w="1233" w:type="dxa"/>
+            <w:shd w:val="clear" w:color="auto" w:fill="8DB3E2" w:themeFill="text2" w:themeFillTint="66"/>
+          </w:tcPr>
+          <w:p>
+            <w:proofErr w:type="spellStart"/>
+            <w:r>
+              <w:t>Total_Patients</w:t>
+            </w:r>
+            <w:proofErr w:type="spellEnd"/>
+          </w:p>
+        </w:tc>
+        <w:tc>
+          <w:tcPr>
+            <w:tcW w:w="1233" w:type="dxa"/>
+            <w:shd w:val="clear" w:color="auto" w:fill="8DB3E2" w:themeFill="text2" w:themeFillTint="66"/>
+          </w:tcPr>
+          <w:p>
+            <w:proofErr w:type="spellStart"/>
+            <w:r>
+              <w:t>Heart_Attack_Cases</w:t>
+            </w:r>
+            <w:proofErr w:type="spellEnd"/>
+          </w:p>
+        </w:tc>
+        <w:tc>
+          <w:tcPr>
+            <w:tcW w:w="1233" w:type="dxa"/>
+            <w:shd w:val="clear" w:color="auto" w:fill="8DB3E2" w:themeFill="text2" w:themeFillTint="66"/>
+          </w:tcPr>
+          <w:p>
+            <w:proofErr w:type="spellStart"/>
+            <w:r>
+              <w:t>Risk_Percentage</w:t>
+            </w:r>
+            <w:proofErr w:type="spellEnd"/>
+          </w:p>
+        </w:tc>
+      </w:tr>
+      <w:tr>
+        <w:tc>
+          <w:tcPr>
+            <w:tcW w:w="1232" w:type="dxa"/>
+          </w:tcPr>
+          <w:p>
+            <w:r>
+              <w:t>Current</w:t>
+            </w:r>
+          </w:p>
+        </w:tc>
+        <w:tc>
+          <w:tcPr>
+            <w:tcW w:w="1233" w:type="dxa"/>
+          </w:tcPr>
+          <w:p>
+            <w:r>
+              <w:t>High</w:t>
+            </w:r>
+          </w:p>
+        </w:tc>
+        <w:tc>
+          <w:tcPr>
+            <w:tcW w:w="1233" w:type="dxa"/>
+          </w:tcPr>
+          <w:p>
+            <w:r>
+              <w:t>1</w:t>
+            </w:r>
+          </w:p>
+        </w:tc>
+        <w:tc>
+          <w:tcPr>
+            <w:tcW w:w="1233" w:type="dxa"/>
+          </w:tcPr>
+          <w:p>
+            <w:r>
+              <w:t>1</w:t>
+            </w:r>
+          </w:p>
+        </w:tc>
+        <w:tc>
+          <w:tcPr>
+            <w:tcW w:w="1233" w:type="dxa"/>
+          </w:tcPr>
+          <w:p>
+            <w:r>
+              <w:t>712</w:t>
+            </w:r>
+          </w:p>
+        </w:tc>
+        <w:tc>
+          <w:tcPr>
+            <w:tcW w:w="1233" w:type="dxa"/>
+          </w:tcPr>
+          <w:p>
+            <w:r>
+              <w:t>651</w:t>
+            </w:r>
+          </w:p>
+        </w:tc>
+        <w:tc>
+          <w:tcPr>
+            <w:tcW w:w="1233" w:type="dxa"/>
+          </w:tcPr>
+          <w:p>
+            <w:r>
+              <w:t>91.43</w:t>
+            </w:r>
+          </w:p>
+        </w:tc>
+      </w:tr>
+      <w:tr>
+        <w:tc>
+          <w:tcPr>
+            <w:tcW w:w="1232" w:type="dxa"/>
+          </w:tcPr>
+          <w:p>
+            <w:r>
+              <w:t>Current</w:t>
+            </w:r>
+          </w:p>
+        </w:tc>
+        <w:tc>
+          <w:tcPr>
+            <w:tcW w:w="1233" w:type="dxa"/>
+          </w:tcPr>
+          <w:p>
+            <w:r>
+              <w:t>Low</w:t>
+            </w:r>
+          </w:p>
+        </w:tc>
+        <w:tc>
+          <w:tcPr>
+            <w:tcW w:w="1233" w:type="dxa"/>
+          </w:tcPr>
+          <w:p>
+            <w:r>
+              <w:t>1</w:t>
+            </w:r>
+          </w:p>
+        </w:tc>
+        <w:tc>
+          <w:tcPr>
+            <w:tcW w:w="1233" w:type="dxa"/>
+          </w:tcPr>
+          <w:p>
+            <w:r>
+              <w:t>1</w:t>
+            </w:r>
+          </w:p>
+        </w:tc>
+        <w:tc>
+          <w:tcPr>
+            <w:tcW w:w="1233" w:type="dxa"/>
+          </w:tcPr>
+          <w:p>
+            <w:r>
+              <w:t>475</w:t>
+            </w:r>
+          </w:p>
+        </w:tc>
+        <w:tc>
+          <w:tcPr>
+            <w:tcW w:w="1233" w:type="dxa"/>
+          </w:tcPr>
+          <w:p>
+            <w:r>
+              <w:t>427</w:t>
+            </w:r>
+          </w:p>
+        </w:tc>
+        <w:tc>
+          <w:tcPr>
+            <w:tcW w:w="1233" w:type="dxa"/>
+          </w:tcPr>
+          <w:p>
+            <w:r>
+              <w:t>89.89</w:t>
+            </w:r>
+          </w:p>
+        </w:tc>
+      </w:tr>
+      <w:tr>
+        <w:tc>
+          <w:tcPr>
+            <w:tcW w:w="1232" w:type="dxa"/>
+          </w:tcPr>
+          <w:p>
+            <w:r>
+              <w:t>Current</w:t>
+            </w:r>
+          </w:p>
+        </w:tc>
+        <w:tc>
+          <w:tcPr>
+            <w:tcW w:w="1233" w:type="dxa"/>
+          </w:tcPr>
+          <w:p>
+            <w:r>
+              <w:t>Moderate</w:t>
+            </w:r>
+          </w:p>
+        </w:tc>
+        <w:tc>
+          <w:tcPr>
+            <w:tcW w:w="1233" w:type="dxa"/>
+          </w:tcPr>
+          <w:p>
+            <w:r>
+              <w:t>1</w:t>
+            </w:r>
+          </w:p>
+        </w:tc>
+        <w:tc>
+          <w:tcPr>
+            <w:tcW w:w="1233" w:type="dxa"/>
+          </w:tcPr>
+          <w:p>
+            <w:r>
+              <w:t>1</w:t>
+            </w:r>
+          </w:p>
+        </w:tc>
+        <w:tc>
+          <w:tcPr>
+            <w:tcW w:w="1233" w:type="dxa"/>
+          </w:tcPr>
+          <w:p>
+            <w:r>
+              <w:t>1178</w:t>
+            </w:r>
+          </w:p>
+        </w:tc>
+        <w:tc>
+          <w:tcPr>
+            <w:tcW w:w="1233" w:type="dxa"/>
+          </w:tcPr>
+          <w:p>
+            <w:r>
+              <w:t>1023</w:t>
+            </w:r>
+          </w:p>
+        </w:tc>
+        <w:tc>
+          <w:tcPr>
+            <w:tcW w:w="1233" w:type="dxa"/>
+          </w:tcPr>
+          <w:p>
+            <w:r>
+              <w:t>86.84</w:t>
+            </w:r>
+          </w:p>
+        </w:tc>
+      </w:tr>
+      <w:tr>
+        <w:tc>
+          <w:tcPr>
+            <w:tcW w:w="1232" w:type="dxa"/>
+          </w:tcPr>
+          <w:p>
+            <w:r>
+              <w:t>Past</w:t>
+            </w:r>
+          </w:p>
+        </w:tc>
+        <w:tc>
+          <w:tcPr>
+            <w:tcW w:w="1233" w:type="dxa"/>
+          </w:tcPr>
+          <w:p>
+            <w:r>
+              <w:t>Low</w:t>
+            </w:r>
+          </w:p>
+        </w:tc>
+        <w:tc>
+          <w:tcPr>
+            <w:tcW w:w="1233" w:type="dxa"/>
+          </w:tcPr>
+          <w:p>
+            <w:r>
+              <w:t>1</w:t>
+            </w:r>
+          </w:p>
+        </w:tc>
+        <w:tc>
+          <w:tcPr>
+            <w:tcW w:w="1233" w:type="dxa"/>
+          </w:tcPr>
+          <w:p>
+            <w:r>
+              <w:t>1</w:t>
+            </w:r>
+          </w:p>
+        </w:tc>
+        <w:tc>
+          <w:tcPr>
+            <w:tcW w:w="1233" w:type="dxa"/>
+          </w:tcPr>
+          <w:p>
+            <w:r>
+              <w:t>513</w:t>
+            </w:r>
+          </w:p>
+        </w:tc>
+        <w:tc>
+          <w:tcPr>
+            <w:tcW w:w="1233" w:type="dxa"/>
+          </w:tcPr>
+          <w:p>
+            <w:r>
+              <w:t>406</w:t>
+            </w:r>
+          </w:p>
+        </w:tc>
+        <w:tc>
+          <w:tcPr>
+            <w:tcW w:w="1233" w:type="dxa"/>
+          </w:tcPr>
+          <w:p>
+            <w:r>
+              <w:t>79.14</w:t>
+            </w:r>
+          </w:p>
+        </w:tc>
+      </w:tr>
+      <w:tr>
+        <w:tc>
+          <w:tcPr>
+            <w:tcW w:w="1232" w:type="dxa"/>
+          </w:tcPr>
+          <w:p>
+            <w:r>
+              <w:t>Past</w:t>
+            </w:r>
+          </w:p>
+        </w:tc>
+        <w:tc>
+          <w:tcPr>
+            <w:tcW w:w="1233" w:type="dxa"/>
+          </w:tcPr>
+          <w:p>
+            <w:r>
+              <w:t>Moderate</w:t>
+            </w:r>
+          </w:p>
+        </w:tc>
+        <w:tc>
+          <w:tcPr>
+            <w:tcW w:w="1233" w:type="dxa"/>
+          </w:tcPr>
+          <w:p>
+            <w:r>
+              <w:t>1</w:t>
+            </w:r>
+          </w:p>
+        </w:tc>
+        <w:tc>
+          <w:tcPr>
+            <w:tcW w:w="1233" w:type="dxa"/>
+          </w:tcPr>
+          <w:p>
+            <w:r>
+              <w:t>1</w:t>
+            </w:r>
+          </w:p>
+        </w:tc>
+        <w:tc>
+          <w:tcPr>
+            <w:tcW w:w="1233" w:type="dxa"/>
+          </w:tcPr>
+          <w:p>
+            <w:r>
+              <w:t>1196</w:t>
+            </w:r>
+          </w:p>
+        </w:tc>
+        <w:tc>
+          <w:tcPr>
+            <w:tcW w:w="1233" w:type="dxa"/>
+          </w:tcPr>
+          <w:p>
+            <w:r>
+              <w:t>899</w:t>
+            </w:r>
+          </w:p>
+        </w:tc>
+        <w:tc>
+          <w:tcPr>
+            <w:tcW w:w="1233" w:type="dxa"/>
+          </w:tcPr>
+          <w:p>
+            <w:r>
+              <w:t>75.17</w:t>
+            </w:r>
+          </w:p>
+        </w:tc>
+      </w:tr>
+      <w:tr>
+        <w:tc>
+          <w:tcPr>
+            <w:tcW w:w="1232" w:type="dxa"/>
+          </w:tcPr>
+          <w:p>
+            <w:r>
+              <w:t>Never</w:t>
+            </w:r>
+          </w:p>
+        </w:tc>
+        <w:tc>
+          <w:tcPr>
+            <w:tcW w:w="1233" w:type="dxa"/>
+          </w:tcPr>
+          <w:p>
+            <w:r>
+              <w:t>Low</w:t>
+            </w:r>
+          </w:p>
+        </w:tc>
+        <w:tc>
+          <w:tcPr>
+            <w:tcW w:w="1233" w:type="dxa"/>
+          </w:tcPr>
+          <w:p>
+            <w:r>
+              <w:t>1</w:t>
+            </w:r>
+          </w:p>
+        </w:tc>
+        <w:tc>
+          <w:tcPr>
+            <w:tcW w:w="1233" w:type="dxa"/>
+          </w:tcPr>
+          <w:p>
+            <w:r>
+              <w:t>1</w:t>
+            </w:r>
+          </w:p>
+        </w:tc>
+        <w:tc>
+          <w:tcPr>
+            <w:tcW w:w="1233" w:type="dxa"/>
+          </w:tcPr>
+          <w:p>
+            <w:r>
+              <w:t>956</w:t>
+            </w:r>
+          </w:p>
+        </w:tc>
+        <w:tc>
+          <w:tcPr>
+            <w:tcW w:w="1233" w:type="dxa"/>
+          </w:tcPr>
+          <w:p>
+            <w:r>
+              <w:t>713</w:t>
+            </w:r>
+          </w:p>
+        </w:tc>
+        <w:tc>
+          <w:tcPr>
+            <w:tcW w:w="1233" w:type="dxa"/>
+          </w:tcPr>
+          <w:p>
+            <w:r>
+              <w:t>74.58</w:t>
+            </w:r>
+          </w:p>
+        </w:tc>
+      </w:tr>
+      <w:tr>
+        <w:tc>
+          <w:tcPr>
+            <w:tcW w:w="1232" w:type="dxa"/>
+          </w:tcPr>
+          <w:p>
+            <w:r>
+              <w:t>Never</w:t>
+            </w:r>
+          </w:p>
+        </w:tc>
+        <w:tc>
+          <w:tcPr>
+            <w:tcW w:w="1233" w:type="dxa"/>
+          </w:tcPr>
+          <w:p>
+            <w:r>
+              <w:t>Moderate</w:t>
+            </w:r>
+          </w:p>
+        </w:tc>
+        <w:tc>
+          <w:tcPr>
+            <w:tcW w:w="1233" w:type="dxa"/>
+          </w:tcPr>
+          <w:p>
+            <w:r>
+              <w:t>1</w:t>
+            </w:r>
+          </w:p>
+        </w:tc>
+        <w:tc>
+          <w:tcPr>
+            <w:tcW w:w="1233" w:type="dxa"/>
+          </w:tcPr>
+          <w:p>
+            <w:r>
+              <w:t>1</w:t>
+            </w:r>
+          </w:p>
+        </w:tc>
+        <w:tc>
+          <w:tcPr>
+            <w:tcW w:w="1233" w:type="dxa"/>
+          </w:tcPr>
+          <w:p>
+            <w:r>
+              <w:t>2284</w:t>
+            </w:r>
+          </w:p>
+        </w:tc>
+        <w:tc>
+          <w:tcPr>
+            <w:tcW w:w="1233" w:type="dxa"/>
+          </w:tcPr>
+          <w:p>
+            <w:r>
+              <w:t>1683</w:t>
+            </w:r>
+          </w:p>
+        </w:tc>
+        <w:tc>
+          <w:tcPr>
+            <w:tcW w:w="1233" w:type="dxa"/>
+          </w:tcPr>
+          <w:p>
+            <w:r>
+              <w:t>73.69</w:t>
+            </w:r>
+          </w:p>
+        </w:tc>
+      </w:tr>
+      <w:tr>
+        <w:tc>
+          <w:tcPr>
+            <w:tcW w:w="1232" w:type="dxa"/>
+          </w:tcPr>
+          <w:p>
+            <w:r>
+              <w:t>Never</w:t>
+            </w:r>
+          </w:p>
+        </w:tc>
+        <w:tc>
+          <w:tcPr>
+            <w:tcW w:w="1233" w:type="dxa"/>
+          </w:tcPr>
+          <w:p>
+            <w:r>
+              <w:t>High</w:t>
+            </w:r>
+          </w:p>
+        </w:tc>
+        <w:tc>
+          <w:tcPr>
+            <w:tcW w:w="1233" w:type="dxa"/>
+          </w:tcPr>
+          <w:p>
+            <w:r>
+              <w:t>1</w:t>
+            </w:r>
+          </w:p>
+        </w:tc>
+        <w:tc>
+          <w:tcPr>
+            <w:tcW w:w="1233" w:type="dxa"/>
+          </w:tcPr>
+          <w:p>
+            <w:r>
+              <w:t>1</w:t>
+            </w:r>
+          </w:p>
+        </w:tc>
+        <w:tc>
+          <w:tcPr>
+            <w:tcW w:w="1233" w:type="dxa"/>
+          </w:tcPr>
+          <w:p>
+            <w:r>
+              <w:t>1401</w:t>
+            </w:r>
+          </w:p>
+        </w:tc>
+        <w:tc>
+          <w:tcPr>
+            <w:tcW w:w="1233" w:type="dxa"/>
+          </w:tcPr>
+          <w:p>
+            <w:r>
+              <w:t>1021</w:t>
+            </w:r>
+          </w:p>
+        </w:tc>
+        <w:tc>
+          <w:tcPr>
+            <w:tcW w:w="1233" w:type="dxa"/>
+          </w:tcPr>
+          <w:p>
+            <w:r>
+              <w:t>72.88</w:t>
+            </w:r>
+          </w:p>
+        </w:tc>
+      </w:tr>
+      <w:tr>
+        <w:tc>
+          <w:tcPr>
+            <w:tcW w:w="1232" w:type="dxa"/>
+          </w:tcPr>
+          <w:p>
+            <w:r>
+              <w:t>Past</w:t>
+            </w:r>
+          </w:p>
+        </w:tc>
+        <w:tc>
+          <w:tcPr>
+            <w:tcW w:w="1233" w:type="dxa"/>
+          </w:tcPr>
+          <w:p>
+            <w:r>
+              <w:t>High</w:t>
+            </w:r>
+          </w:p>
+        </w:tc>
+        <w:tc>
+          <w:tcPr>
+            <w:tcW w:w="1233" w:type="dxa"/>
+          </w:tcPr>
+          <w:p>
+            <w:r>
+              <w:t>1</w:t>
+            </w:r>
+          </w:p>
+        </w:tc>
+        <w:tc>
+          <w:tcPr>
+            <w:tcW w:w="1233" w:type="dxa"/>
+          </w:tcPr>
+          <w:p>
+            <w:r>
+              <w:t>1</w:t>
+            </w:r>
+          </w:p>
+        </w:tc>
+        <w:tc>
+          <w:tcPr>
+            <w:tcW w:w="1233" w:type="dxa"/>
+          </w:tcPr>
+          <w:p>
+            <w:r>
+              <w:t>709</w:t>
+            </w:r>
+          </w:p>
+        </w:tc>
+        <w:tc>
+          <w:tcPr>
+            <w:tcW w:w="1233" w:type="dxa"/>
+          </w:tcPr>
+          <w:p>
+            <w:r>
+              <w:t>507</w:t>
+            </w:r>
+          </w:p>
+        </w:tc>
+        <w:tc>
+          <w:tcPr>
+            <w:tcW w:w="1233" w:type="dxa"/>
+          </w:tcPr>
+          <w:p>
+            <w:r>
+              <w:t>71.51</w:t>
+            </w:r>
+          </w:p>
+        </w:tc>
+      </w:tr>
+      <w:tr>
+        <w:tc>
+          <w:tcPr>
+            <w:tcW w:w="1232" w:type="dxa"/>
+          </w:tcPr>
+          <w:p>
+            <w:r>
+              <w:t>Current</w:t>
+            </w:r>
+          </w:p>
+        </w:tc>
+        <w:tc>
+          <w:tcPr>
+            <w:tcW w:w="1233" w:type="dxa"/>
+          </w:tcPr>
+          <w:p>
+            <w:r>
+              <w:t>High</w:t>
+            </w:r>
+          </w:p>
+        </w:tc>
+        <w:tc>
+          <w:tcPr>
+            <w:tcW w:w="1233" w:type="dxa"/>
+          </w:tcPr>
+          <w:p>
+            <w:r>
+              <w:t>1</w:t>
+            </w:r>
+          </w:p>
+        </w:tc>
+        <w:tc>
+          <w:tcPr>
+            <w:tcW w:w="1233" w:type="dxa"/>
+          </w:tcPr>
+          <w:p>
+            <w:r>
+              <w:t>0</w:t>
+            </w:r>
+          </w:p>
+        </w:tc>
+        <w:tc>
+          <w:tcPr>
+            <w:tcW w:w="1233" w:type="dxa"/>
+          </w:tcPr>
+          <w:p>
+            <w:r>
+              <w:t>2934</w:t>
+            </w:r>
+          </w:p>
+        </w:tc>
+        <w:tc>
+          <w:tcPr>
+            <w:tcW w:w="1233" w:type="dxa"/>
+          </w:tcPr>
+          <w:p>
+            <w:r>
+              <w:t>2072</w:t>
+            </w:r>
+          </w:p>
+        </w:tc>
+        <w:tc>
+          <w:tcPr>
+            <w:tcW w:w="1233" w:type="dxa"/>
+          </w:tcPr>
+          <w:p>
+            <w:r>
+              <w:t>70.62</w:t>
+            </w:r>
+          </w:p>
+        </w:tc>
+      </w:tr>
+      <w:tr>
+        <w:tc>
+          <w:tcPr>
+            <w:tcW w:w="1232" w:type="dxa"/>
+          </w:tcPr>
+          <w:p>
+            <w:r>
+              <w:t>Current</w:t>
+            </w:r>
+          </w:p>
+        </w:tc>
+        <w:tc>
+          <w:tcPr>
+            <w:tcW w:w="1233" w:type="dxa"/>
+          </w:tcPr>
+          <w:p>
+            <w:r>
+              <w:t>Moderate</w:t>
+            </w:r>
+          </w:p>
+        </w:tc>
+        <w:tc>
+          <w:tcPr>
+            <w:tcW w:w="1233" w:type="dxa"/>
+          </w:tcPr>
+          <w:p>
+            <w:r>
+              <w:t>1</w:t>
+            </w:r>
+          </w:p>
+        </w:tc>
+        <w:tc>
+          <w:tcPr>
+            <w:tcW w:w="1233" w:type="dxa"/>
+          </w:tcPr>
+          <w:p>
+            <w:r>
+              <w:t>0</w:t>
+            </w:r>
+          </w:p>
+        </w:tc>
+        <w:tc>
+          <w:tcPr>
+            <w:tcW w:w="1233" w:type="dxa"/>
+          </w:tcPr>
+          <w:p>
+            <w:r>
+              <w:t>4716</w:t>
+            </w:r>
+          </w:p>
+        </w:tc>
+        <w:tc>
+          <w:tcPr>
+            <w:tcW w:w="1233" w:type="dxa"/>
+          </w:tcPr>
+          <w:p>
+            <w:r>
+              <w:t>3317</w:t>
+            </w:r>
+          </w:p>
+        </w:tc>
+        <w:tc>
+          <w:tcPr>
+            <w:tcW w:w="1233" w:type="dxa"/>
+          </w:tcPr>
+          <w:p>
+            <w:r>
+              <w:t>70.34</w:t>
+            </w:r>
+          </w:p>
+        </w:tc>
+      </w:tr>
+      <w:tr>
+        <w:tc>
+          <w:tcPr>
+            <w:tcW w:w="1232" w:type="dxa"/>
+          </w:tcPr>
+          <w:p>
+            <w:r>
+              <w:t>Current</w:t>
+            </w:r>
+          </w:p>
+        </w:tc>
+        <w:tc>
+          <w:tcPr>
+            <w:tcW w:w="1233" w:type="dxa"/>
+          </w:tcPr>
+          <w:p>
+            <w:r>
+              <w:t>Low</w:t>
+            </w:r>
+          </w:p>
+        </w:tc>
+        <w:tc>
+          <w:tcPr>
+            <w:tcW w:w="1233" w:type="dxa"/>
+          </w:tcPr>
+          <w:p>
+            <w:r>
+              <w:t>1</w:t>
+            </w:r>
+          </w:p>
+        </w:tc>
+        <w:tc>
+          <w:tcPr>
+            <w:tcW w:w="1233" w:type="dxa"/>
+          </w:tcPr>
+          <w:p>
+            <w:r>
+              <w:t>0</w:t>
+            </w:r>
+          </w:p>
+        </w:tc>
+        <w:tc>
+          <w:tcPr>
+            <w:tcW w:w="1233" w:type="dxa"/>
+          </w:tcPr>
+          <w:p>
+            <w:r>
+              <w:t>1874</w:t>
+            </w:r>
+          </w:p>
+        </w:tc>
+        <w:tc>
+          <w:tcPr>
+            <w:tcW w:w="1233" w:type="dxa"/>
+          </w:tcPr>
+          <w:p>
+            <w:r>
+              <w:t>1278</w:t>
+            </w:r>
+          </w:p>
+        </w:tc>
+        <w:tc>
+          <w:tcPr>
+            <w:tcW w:w="1233" w:type="dxa"/>
+          </w:tcPr>
+          <w:p>
+            <w:r>
+              <w:t>68.2</w:t>
+            </w:r>
+          </w:p>
+        </w:tc>
+      </w:tr>
+      <w:tr>
+        <w:tc>
+          <w:tcPr>
+            <w:tcW w:w="1232" w:type="dxa"/>
+          </w:tcPr>
+          <w:p>
+            <w:r>
+              <w:t>Current</w:t>
+            </w:r>
+          </w:p>
+        </w:tc>
+        <w:tc>
+          <w:tcPr>
+            <w:tcW w:w="1233" w:type="dxa"/>
+          </w:tcPr>
+          <w:p>
+            <w:r>
+              <w:t>Low</w:t>
+            </w:r>
+          </w:p>
+        </w:tc>
+        <w:tc>
+          <w:tcPr>
+            <w:tcW w:w="1233" w:type="dxa"/>
+          </w:tcPr>
+          <w:p>
+            <w:r>
+              <w:t>0</w:t>
+            </w:r>
+          </w:p>
+        </w:tc>
+        <w:tc>
+          <w:tcPr>
+            <w:tcW w:w="1233" w:type="dxa"/>
+          </w:tcPr>
+          <w:p>
+            <w:r>
+              <w:t>1</w:t>
+            </w:r>
+          </w:p>
+        </w:tc>
+        <w:tc>
+          <w:tcPr>
+            <w:tcW w:w="1233" w:type="dxa"/>
+          </w:tcPr>
+          <w:p>
+            <w:r>
+              <w:t>1105</w:t>
+            </w:r>
+          </w:p>
+        </w:tc>
+        <w:tc>
+          <w:tcPr>
+            <w:tcW w:w="1233" w:type="dxa"/>
+          </w:tcPr>
+          <w:p>
+            <w:r>
+              <w:t>741</w:t>
+            </w:r>
+          </w:p>
+        </w:tc>
+        <w:tc>
+          <w:tcPr>
+            <w:tcW w:w="1233" w:type="dxa"/>
+          </w:tcPr>
+          <w:p>
+            <w:r>
+              <w:t>67.06</w:t>
+            </w:r>
+          </w:p>
+        </w:tc>
+      </w:tr>
+      <w:tr>
+        <w:tc>
+          <w:tcPr>
+            <w:tcW w:w="1232" w:type="dxa"/>
+          </w:tcPr>
+          <w:p>
+            <w:r>
+              <w:t>Current</w:t>
+            </w:r>
+          </w:p>
+        </w:tc>
+        <w:tc>
+          <w:tcPr>
+            <w:tcW w:w="1233" w:type="dxa"/>
+          </w:tcPr>
+          <w:p>
+            <w:r>
+              <w:t>Moderate</w:t>
+            </w:r>
+          </w:p>
+        </w:tc>
+        <w:tc>
+          <w:tcPr>
+            <w:tcW w:w="1233" w:type="dxa"/>
+          </w:tcPr>
+          <w:p>
+            <w:r>
+              <w:t>0</w:t>
+            </w:r>
+          </w:p>
+        </w:tc>
+        <w:tc>
+          <w:tcPr>
+            <w:tcW w:w="1233" w:type="dxa"/>
+          </w:tcPr>
+          <w:p>
+            <w:r>
+              <w:t>1</w:t>
+            </w:r>
+          </w:p>
+        </w:tc>
+        <w:tc>
+          <w:tcPr>
+            <w:tcW w:w="1233" w:type="dxa"/>
+          </w:tcPr>
+          <w:p>
+            <w:r>
+              <w:t>2774</w:t>
+            </w:r>
+          </w:p>
+        </w:tc>
+        <w:tc>
+          <w:tcPr>
+            <w:tcW w:w="1233" w:type="dxa"/>
+          </w:tcPr>
+          <w:p>
+            <w:r>
+              <w:t>1820</w:t>
+            </w:r>
+          </w:p>
+        </w:tc>
+        <w:tc>
+          <w:tcPr>
+            <w:tcW w:w="1233" w:type="dxa"/>
+          </w:tcPr>
+          <w:p>
+            <w:r>
+              <w:t>65.61</w:t>
+            </w:r>
+          </w:p>
+        </w:tc>
+      </w:tr>
+      <w:tr>
+        <w:tc>
+          <w:tcPr>
+            <w:tcW w:w="1232" w:type="dxa"/>
+          </w:tcPr>
+          <w:p>
+            <w:r>
+              <w:t>Current</w:t>
+            </w:r>
+          </w:p>
+        </w:tc>
+        <w:tc>
+          <w:tcPr>
+            <w:tcW w:w="1233" w:type="dxa"/>
+          </w:tcPr>
+          <w:p>
+            <w:r>
+              <w:t>High</w:t>
+            </w:r>
+          </w:p>
+        </w:tc>
+        <w:tc>
+          <w:tcPr>
+            <w:tcW w:w="1233" w:type="dxa"/>
+          </w:tcPr>
+          <w:p>
+            <w:r>
+              <w:t>0</w:t>
+            </w:r>
+          </w:p>
+        </w:tc>
+        <w:tc>
+          <w:tcPr>
+            <w:tcW w:w="1233" w:type="dxa"/>
+          </w:tcPr>
+          <w:p>
+            <w:r>
+              <w:t>1</w:t>
+            </w:r>
+          </w:p>
+        </w:tc>
+        <w:tc>
+          <w:tcPr>
+            <w:tcW w:w="1233" w:type="dxa"/>
+          </w:tcPr>
+          <w:p>
+            <w:r>
+              <w:t>1653</w:t>
+            </w:r>
+          </w:p>
+        </w:tc>
+        <w:tc>
+          <w:tcPr>
+            <w:tcW w:w="1233" w:type="dxa"/>
+          </w:tcPr>
+          <w:p>
+            <w:r>
+              <w:t>1071</w:t>
+            </w:r>
+          </w:p>
+        </w:tc>
+        <w:tc>
+          <w:tcPr>
+            <w:tcW w:w="1233" w:type="dxa"/>
+          </w:tcPr>
+          <w:p>
+            <w:r>
+              <w:t>64.79</w:t>
+            </w:r>
+          </w:p>
+        </w:tc>
+      </w:tr>
+      <w:tr>
+        <w:tc>
+          <w:tcPr>
+            <w:tcW w:w="1232" w:type="dxa"/>
+          </w:tcPr>
+          <w:p>
+            <w:r>
+              <w:t>Never</w:t>
+            </w:r>
+          </w:p>
+        </w:tc>
+        <w:tc>
+          <w:tcPr>
+            <w:tcW w:w="1233" w:type="dxa"/>
+          </w:tcPr>
+          <w:p>
+            <w:r>
+              <w:t>Low</w:t>
+            </w:r>
+          </w:p>
+        </w:tc>
+        <w:tc>
+          <w:tcPr>
+            <w:tcW w:w="1233" w:type="dxa"/>
+          </w:tcPr>
+          <w:p>
+            <w:r>
+              <w:t>1</w:t>
+            </w:r>
+          </w:p>
+        </w:tc>
+        <w:tc>
+          <w:tcPr>
+            <w:tcW w:w="1233" w:type="dxa"/>
+          </w:tcPr>
+          <w:p>
+            <w:r>
+              <w:t>0</w:t>
+            </w:r>
+          </w:p>
+        </w:tc>
+        <w:tc>
+          <w:tcPr>
+            <w:tcW w:w="1233" w:type="dxa"/>
+          </w:tcPr>
+          <w:p>
+            <w:r>
+              <w:t>3768</w:t>
+            </w:r>
+          </w:p>
+        </w:tc>
+        <w:tc>
+          <w:tcPr>
+            <w:tcW w:w="1233" w:type="dxa"/>
+          </w:tcPr>
+          <w:p>
+            <w:r>
+              <w:t>1985</w:t>
+            </w:r>
+          </w:p>
+        </w:tc>
+        <w:tc>
+          <w:tcPr>
+            <w:tcW w:w="1233" w:type="dxa"/>
+          </w:tcPr>
+          <w:p>
+            <w:r>
+              <w:t>52.68</w:t>
+            </w:r>
+          </w:p>
+        </w:tc>
+      </w:tr>
+      <w:tr>
+        <w:tc>
+          <w:tcPr>
+            <w:tcW w:w="1232" w:type="dxa"/>
+          </w:tcPr>
+          <w:p>
+            <w:r>
+              <w:t>Past</w:t>
+            </w:r>
+          </w:p>
+        </w:tc>
+        <w:tc>
+          <w:tcPr>
+            <w:tcW w:w="1233" w:type="dxa"/>
+          </w:tcPr>
+          <w:p>
+            <w:r>
+              <w:t>High</w:t>
+            </w:r>
+          </w:p>
+        </w:tc>
+        <w:tc>
+          <w:tcPr>
+            <w:tcW w:w="1233" w:type="dxa"/>
+          </w:tcPr>
+          <w:p>
+            <w:r>
+              <w:t>1</w:t>
+            </w:r>
+          </w:p>
+        </w:tc>
+        <w:tc>
+          <w:tcPr>
+            <w:tcW w:w="1233" w:type="dxa"/>
+          </w:tcPr>
+          <w:p>
+            <w:r>
+              <w:t>0</w:t>
+            </w:r>
+          </w:p>
+        </w:tc>
+        <w:tc>
+          <w:tcPr>
+            <w:tcW w:w="1233" w:type="dxa"/>
+          </w:tcPr>
+          <w:p>
+            <w:r>
+              <w:t>2837</w:t>
+            </w:r>
+          </w:p>
+        </w:tc>
+        <w:tc>
+          <w:tcPr>
+            <w:tcW w:w="1233" w:type="dxa"/>
+          </w:tcPr>
+          <w:p>
+            <w:r>
+              <w:t>1481</w:t>
+            </w:r>
+          </w:p>
+        </w:tc>
+        <w:tc>
+          <w:tcPr>
+            <w:tcW w:w="1233" w:type="dxa"/>
+          </w:tcPr>
+          <w:p>
+            <w:r>
+              <w:t>52.2</w:t>
+            </w:r>
+          </w:p>
+        </w:tc>
+      </w:tr>
+      <w:tr>
+        <w:tc>
+          <w:tcPr>
+            <w:tcW w:w="1232" w:type="dxa"/>
+          </w:tcPr>
+          <w:p>
+            <w:r>
+              <w:t>Never</w:t>
+            </w:r>
+          </w:p>
+        </w:tc>
+        <w:tc>
+          <w:tcPr>
+            <w:tcW w:w="1233" w:type="dxa"/>
+          </w:tcPr>
+          <w:p>
+            <w:r>
+              <w:t>High</w:t>
+            </w:r>
+          </w:p>
+        </w:tc>
+        <w:tc>
+          <w:tcPr>
+            <w:tcW w:w="1233" w:type="dxa"/>
+          </w:tcPr>
+          <w:p>
+            <w:r>
+              <w:t>1</w:t>
+            </w:r>
+          </w:p>
+        </w:tc>
+        <w:tc>
+          <w:tcPr>
+            <w:tcW w:w="1233" w:type="dxa"/>
+          </w:tcPr>
+          <w:p>
+            <w:r>
+              <w:t>0</w:t>
+            </w:r>
+          </w:p>
+        </w:tc>
+        <w:tc>
+          <w:tcPr>
+            <w:tcW w:w="1233" w:type="dxa"/>
+          </w:tcPr>
+          <w:p>
+            <w:r>
+              <w:t>5688</w:t>
+            </w:r>
+          </w:p>
+        </w:tc>
+        <w:tc>
+          <w:tcPr>
+            <w:tcW w:w="1233" w:type="dxa"/>
+          </w:tcPr>
+          <w:p>
+            <w:r>
+              <w:t>2920</w:t>
+            </w:r>
+          </w:p>
+        </w:tc>
+        <w:tc>
+          <w:tcPr>
+            <w:tcW w:w="1233" w:type="dxa"/>
+          </w:tcPr>
+          <w:p>
+            <w:r>
+              <w:t>51.34</w:t>
+            </w:r>
+          </w:p>
+        </w:tc>
+      </w:tr>
+      <w:tr>
+        <w:tc>
+          <w:tcPr>
+            <w:tcW w:w="1232" w:type="dxa"/>
+          </w:tcPr>
+          <w:p>
+            <w:r>
+              <w:lastRenderedPageBreak/>
+              <w:t>Never</w:t>
+            </w:r>
+          </w:p>
+        </w:tc>
+        <w:tc>
+          <w:tcPr>
+            <w:tcW w:w="1233" w:type="dxa"/>
+          </w:tcPr>
+          <w:p>
+            <w:r>
+              <w:t>Moderate</w:t>
+            </w:r>
+          </w:p>
+        </w:tc>
+        <w:tc>
+          <w:tcPr>
+            <w:tcW w:w="1233" w:type="dxa"/>
+          </w:tcPr>
+          <w:p>
+            <w:r>
+              <w:t>1</w:t>
+            </w:r>
+          </w:p>
+        </w:tc>
+        <w:tc>
+          <w:tcPr>
+            <w:tcW w:w="1233" w:type="dxa"/>
+          </w:tcPr>
+          <w:p>
+            <w:r>
+              <w:t>0</w:t>
+            </w:r>
+          </w:p>
+        </w:tc>
+        <w:tc>
+          <w:tcPr>
+            <w:tcW w:w="1233" w:type="dxa"/>
+          </w:tcPr>
+          <w:p>
+            <w:r>
+              <w:t>9531</w:t>
+            </w:r>
+          </w:p>
+        </w:tc>
+        <w:tc>
+          <w:tcPr>
+            <w:tcW w:w="1233" w:type="dxa"/>
+          </w:tcPr>
+          <w:p>
+            <w:r>
+              <w:t>4856</w:t>
+            </w:r>
+          </w:p>
+        </w:tc>
+        <w:tc>
+          <w:tcPr>
+            <w:tcW w:w="1233" w:type="dxa"/>
+          </w:tcPr>
+          <w:p>
+            <w:r>
+              <w:t>50.95</w:t>
+            </w:r>
+          </w:p>
+        </w:tc>
+      </w:tr>
+      <w:tr>
+        <w:tc>
+          <w:tcPr>
+            <w:tcW w:w="1232" w:type="dxa"/>
+          </w:tcPr>
+          <w:p>
+            <w:r>
+              <w:t>Past</w:t>
+            </w:r>
+          </w:p>
+        </w:tc>
+        <w:tc>
+          <w:tcPr>
+            <w:tcW w:w="1233" w:type="dxa"/>
+          </w:tcPr>
+          <w:p>
+            <w:r>
+              <w:t>Moderate</w:t>
+            </w:r>
+          </w:p>
+        </w:tc>
+        <w:tc>
+          <w:tcPr>
+            <w:tcW w:w="1233" w:type="dxa"/>
+          </w:tcPr>
+          <w:p>
+            <w:r>
+              <w:t>1</w:t>
+            </w:r>
+          </w:p>
+        </w:tc>
+        <w:tc>
+          <w:tcPr>
+            <w:tcW w:w="1233" w:type="dxa"/>
+          </w:tcPr>
+          <w:p>
+            <w:r>
+              <w:t>0</w:t>
+            </w:r>
+          </w:p>
+        </w:tc>
+        <w:tc>
+          <w:tcPr>
+            <w:tcW w:w="1233" w:type="dxa"/>
+          </w:tcPr>
+          <w:p>
+            <w:r>
+              <w:t>4697</w:t>
+            </w:r>
+          </w:p>
+        </w:tc>
+        <w:tc>
+          <w:tcPr>
+            <w:tcW w:w="1233" w:type="dxa"/>
+          </w:tcPr>
+          <w:p>
+            <w:r>
+              <w:t>2370</w:t>
+            </w:r>
+          </w:p>
+        </w:tc>
+        <w:tc>
+          <w:tcPr>
+            <w:tcW w:w="1233" w:type="dxa"/>
+          </w:tcPr>
+          <w:p>
+            <w:r>
+              <w:t>50.46</w:t>
+            </w:r>
+          </w:p>
+        </w:tc>
+      </w:tr>
+      <w:tr>
+        <w:tc>
+          <w:tcPr>
+            <w:tcW w:w="1232" w:type="dxa"/>
+          </w:tcPr>
+          <w:p>
+            <w:r>
+              <w:t>Past</w:t>
+            </w:r>
+          </w:p>
+        </w:tc>
+        <w:tc>
+          <w:tcPr>
+            <w:tcW w:w="1233" w:type="dxa"/>
+          </w:tcPr>
+          <w:p>
+            <w:r>
+              <w:t>Low</w:t>
+            </w:r>
+          </w:p>
+        </w:tc>
+        <w:tc>
+          <w:tcPr>
+            <w:tcW w:w="1233" w:type="dxa"/>
+          </w:tcPr>
+          <w:p>
+            <w:r>
+              <w:t>1</w:t>
+            </w:r>
+          </w:p>
+        </w:tc>
+        <w:tc>
+          <w:tcPr>
+            <w:tcW w:w="1233" w:type="dxa"/>
+          </w:tcPr>
+          <w:p>
+            <w:r>
+              <w:t>0</w:t>
+            </w:r>
+          </w:p>
+        </w:tc>
+        <w:tc>
+          <w:tcPr>
+            <w:tcW w:w="1233" w:type="dxa"/>
+          </w:tcPr>
+          <w:p>
+            <w:r>
+              <w:t>1890</w:t>
+            </w:r>
+          </w:p>
+        </w:tc>
+        <w:tc>
+          <w:tcPr>
+            <w:tcW w:w="1233" w:type="dxa"/>
+          </w:tcPr>
+          <w:p>
+            <w:r>
+              <w:t>950</w:t>
+            </w:r>
+          </w:p>
+        </w:tc>
+        <w:tc>
+          <w:tcPr>
+            <w:tcW w:w="1233" w:type="dxa"/>
+          </w:tcPr>
+          <w:p>
+            <w:r>
+              <w:t>50.26</w:t>
+            </w:r>
+          </w:p>
+        </w:tc>
+      </w:tr>
+      <w:tr>
+        <w:tc>
+          <w:tcPr>
+            <w:tcW w:w="1232" w:type="dxa"/>
+          </w:tcPr>
+          <w:p>
+            <w:r>
+              <w:t>Past</w:t>
+            </w:r>
+          </w:p>
+        </w:tc>
+        <w:tc>
+          <w:tcPr>
+            <w:tcW w:w="1233" w:type="dxa"/>
+          </w:tcPr>
+          <w:p>
+            <w:r>
+              <w:t>High</w:t>
+            </w:r>
+          </w:p>
+        </w:tc>
+        <w:tc>
+          <w:tcPr>
+            <w:tcW w:w="1233" w:type="dxa"/>
+          </w:tcPr>
+          <w:p>
+            <w:r>
+              <w:t>0</w:t>
+            </w:r>
+          </w:p>
+        </w:tc>
+        <w:tc>
+          <w:tcPr>
+            <w:tcW w:w="1233" w:type="dxa"/>
+          </w:tcPr>
+          <w:p>
+            <w:r>
+              <w:t>1</w:t>
+            </w:r>
+          </w:p>
+        </w:tc>
+        <w:tc>
+          <w:tcPr>
+            <w:tcW w:w="1233" w:type="dxa"/>
+          </w:tcPr>
+          <w:p>
+            <w:r>
+              <w:t>1606</w:t>
+            </w:r>
+          </w:p>
+        </w:tc>
+        <w:tc>
+          <w:tcPr>
+            <w:tcW w:w="1233" w:type="dxa"/>
+          </w:tcPr>
+          <w:p>
+            <w:r>
+              <w:t>768</w:t>
+            </w:r>
+          </w:p>
+        </w:tc>
+        <w:tc>
+          <w:tcPr>
+            <w:tcW w:w="1233" w:type="dxa"/>
+          </w:tcPr>
+          <w:p>
+            <w:r>
+              <w:t>47.82</w:t>
+            </w:r>
+          </w:p>
+        </w:tc>
+      </w:tr>
+      <w:tr>
+        <w:tc>
+          <w:tcPr>
+            <w:tcW w:w="1232" w:type="dxa"/>
+          </w:tcPr>
+          <w:p>
+            <w:r>
+              <w:t>Never</w:t>
+            </w:r>
+          </w:p>
+        </w:tc>
+        <w:tc>
+          <w:tcPr>
+            <w:tcW w:w="1233" w:type="dxa"/>
+          </w:tcPr>
+          <w:p>
+            <w:r>
+              <w:t>High</w:t>
+            </w:r>
+          </w:p>
+        </w:tc>
+        <w:tc>
+          <w:tcPr>
+            <w:tcW w:w="1233" w:type="dxa"/>
+          </w:tcPr>
+          <w:p>
+            <w:r>
+              <w:t>0</w:t>
+            </w:r>
+          </w:p>
+        </w:tc>
+        <w:tc>
+          <w:tcPr>
+            <w:tcW w:w="1233" w:type="dxa"/>
+          </w:tcPr>
+          <w:p>
+            <w:r>
+              <w:t>1</w:t>
+            </w:r>
+          </w:p>
+        </w:tc>
+        <w:tc>
+          <w:tcPr>
+            <w:tcW w:w="1233" w:type="dxa"/>
+          </w:tcPr>
+          <w:p>
+            <w:r>
+              <w:t>3403</w:t>
+            </w:r>
+          </w:p>
+        </w:tc>
+        <w:tc>
+          <w:tcPr>
+            <w:tcW w:w="1233" w:type="dxa"/>
+          </w:tcPr>
+          <w:p>
+            <w:r>
+              <w:t>1612</w:t>
+            </w:r>
+          </w:p>
+        </w:tc>
+        <w:tc>
+          <w:tcPr>
+            <w:tcW w:w="1233" w:type="dxa"/>
+          </w:tcPr>
+          <w:p>
+            <w:r>
+              <w:t>47.37</w:t>
+            </w:r>
+          </w:p>
+        </w:tc>
+      </w:tr>
+      <w:tr>
+        <w:tc>
+          <w:tcPr>
+            <w:tcW w:w="1232" w:type="dxa"/>
+          </w:tcPr>
+          <w:p>
+            <w:r>
+              <w:t>Never</w:t>
+            </w:r>
+          </w:p>
+        </w:tc>
+        <w:tc>
+          <w:tcPr>
+            <w:tcW w:w="1233" w:type="dxa"/>
+          </w:tcPr>
+          <w:p>
+            <w:r>
+              <w:t>Low</w:t>
+            </w:r>
+          </w:p>
+        </w:tc>
+        <w:tc>
+          <w:tcPr>
+            <w:tcW w:w="1233" w:type="dxa"/>
+          </w:tcPr>
+          <w:p>
+            <w:r>
+              <w:t>0</w:t>
+            </w:r>
+          </w:p>
+        </w:tc>
+        <w:tc>
+          <w:tcPr>
+            <w:tcW w:w="1233" w:type="dxa"/>
+          </w:tcPr>
+          <w:p>
+            <w:r>
+              <w:t>1</w:t>
+            </w:r>
+          </w:p>
+        </w:tc>
+        <w:tc>
+          <w:tcPr>
+            <w:tcW w:w="1233" w:type="dxa"/>
+          </w:tcPr>
+          <w:p>
+            <w:r>
+              <w:t>2176</w:t>
+            </w:r>
+          </w:p>
+        </w:tc>
+        <w:tc>
+          <w:tcPr>
+            <w:tcW w:w="1233" w:type="dxa"/>
+          </w:tcPr>
+          <w:p>
+            <w:r>
+              <w:t>1017</w:t>
+            </w:r>
+          </w:p>
+        </w:tc>
+        <w:tc>
+          <w:tcPr>
+            <w:tcW w:w="1233" w:type="dxa"/>
+          </w:tcPr>
+          <w:p>
+            <w:r>
+              <w:t>46.74</w:t>
+            </w:r>
+          </w:p>
+        </w:tc>
+      </w:tr>
+      <w:tr>
+        <w:tc>
+          <w:tcPr>
+            <w:tcW w:w="1232" w:type="dxa"/>
+          </w:tcPr>
+          <w:p>
+            <w:r>
+              <w:t>Never</w:t>
+            </w:r>
+          </w:p>
+        </w:tc>
+        <w:tc>
+          <w:tcPr>
+            <w:tcW w:w="1233" w:type="dxa"/>
+          </w:tcPr>
+          <w:p>
+            <w:r>
+              <w:t>Moderate</w:t>
+            </w:r>
+          </w:p>
+        </w:tc>
+        <w:tc>
+          <w:tcPr>
+            <w:tcW w:w="1233" w:type="dxa"/>
+          </w:tcPr>
+          <w:p>
+            <w:r>
+              <w:t>0</w:t>
+            </w:r>
+          </w:p>
+        </w:tc>
+        <w:tc>
+          <w:tcPr>
+            <w:tcW w:w="1233" w:type="dxa"/>
+          </w:tcPr>
+          <w:p>
+            <w:r>
+              <w:t>1</w:t>
+            </w:r>
+          </w:p>
+        </w:tc>
+        <w:tc>
+          <w:tcPr>
+            <w:tcW w:w="1233" w:type="dxa"/>
+          </w:tcPr>
+          <w:p>
+            <w:r>
+              <w:t>5560</w:t>
+            </w:r>
+          </w:p>
+        </w:tc>
+        <w:tc>
+          <w:tcPr>
+            <w:tcW w:w="1233" w:type="dxa"/>
+          </w:tcPr>
+          <w:p>
+            <w:r>
+              <w:t>2574</w:t>
+            </w:r>
+          </w:p>
+        </w:tc>
+        <w:tc>
+          <w:tcPr>
+            <w:tcW w:w="1233" w:type="dxa"/>
+          </w:tcPr>
+          <w:p>
+            <w:r>
+              <w:t>46.29</w:t>
+            </w:r>
+          </w:p>
+        </w:tc>
+      </w:tr>
+      <w:tr>
+        <w:tc>
+          <w:tcPr>
+            <w:tcW w:w="1232" w:type="dxa"/>
+          </w:tcPr>
+          <w:p>
+            <w:r>
+              <w:t>Past</w:t>
+            </w:r>
+          </w:p>
+        </w:tc>
+        <w:tc>
+          <w:tcPr>
+            <w:tcW w:w="1233" w:type="dxa"/>
+          </w:tcPr>
+          <w:p>
+            <w:r>
+              <w:t>Moderate</w:t>
+            </w:r>
+          </w:p>
+        </w:tc>
+        <w:tc>
+          <w:tcPr>
+            <w:tcW w:w="1233" w:type="dxa"/>
+          </w:tcPr>
+          <w:p>
+            <w:r>
+              <w:t>0</w:t>
+            </w:r>
+          </w:p>
+        </w:tc>
+        <w:tc>
+          <w:tcPr>
+            <w:tcW w:w="1233" w:type="dxa"/>
+          </w:tcPr>
+          <w:p>
+            <w:r>
+              <w:t>1</w:t>
+            </w:r>
+          </w:p>
+        </w:tc>
+        <w:tc>
+          <w:tcPr>
+            <w:tcW w:w="1233" w:type="dxa"/>
+          </w:tcPr>
+          <w:p>
+            <w:r>
+              <w:t>2807</w:t>
+            </w:r>
+          </w:p>
+        </w:tc>
+        <w:tc>
+          <w:tcPr>
+            <w:tcW w:w="1233" w:type="dxa"/>
+          </w:tcPr>
+          <w:p>
+            <w:r>
+              <w:t>1277</w:t>
+            </w:r>
+          </w:p>
+        </w:tc>
+        <w:tc>
+          <w:tcPr>
+            <w:tcW w:w="1233" w:type="dxa"/>
+          </w:tcPr>
+          <w:p>
+            <w:r>
+              <w:t>45.49</w:t>
+            </w:r>
+          </w:p>
+        </w:tc>
+      </w:tr>
+      <w:tr>
+        <w:tc>
+          <w:tcPr>
+            <w:tcW w:w="1232" w:type="dxa"/>
+          </w:tcPr>
+          <w:p>
+            <w:r>
+              <w:t>Past</w:t>
+            </w:r>
+          </w:p>
+        </w:tc>
+        <w:tc>
+          <w:tcPr>
+            <w:tcW w:w="1233" w:type="dxa"/>
+          </w:tcPr>
+          <w:p>
+            <w:r>
+              <w:t>Low</w:t>
+            </w:r>
+          </w:p>
+        </w:tc>
+        <w:tc>
+          <w:tcPr>
+            <w:tcW w:w="1233" w:type="dxa"/>
+          </w:tcPr>
+          <w:p>
+            <w:r>
+              <w:t>0</w:t>
+            </w:r>
+          </w:p>
+        </w:tc>
+        <w:tc>
+          <w:tcPr>
+            <w:tcW w:w="1233" w:type="dxa"/>
+          </w:tcPr>
+          <w:p>
+            <w:r>
+              <w:t>1</w:t>
+            </w:r>
+          </w:p>
+        </w:tc>
+        <w:tc>
+          <w:tcPr>
+            <w:tcW w:w="1233" w:type="dxa"/>
+          </w:tcPr>
+          <w:p>
+            <w:r>
+              <w:t>1132</w:t>
+            </w:r>
+          </w:p>
+        </w:tc>
+        <w:tc>
+          <w:tcPr>
+            <w:tcW w:w="1233" w:type="dxa"/>
+          </w:tcPr>
+          <w:p>
+            <w:r>
+              <w:t>514</w:t>
+            </w:r>
+          </w:p>
+        </w:tc>
+        <w:tc>
+          <w:tcPr>
+            <w:tcW w:w="1233" w:type="dxa"/>
+          </w:tcPr>
+          <w:p>
+            <w:r>
+              <w:t>45.41</w:t>
+            </w:r>
+          </w:p>
+        </w:tc>
+      </w:tr>
+      <w:tr>
+        <w:tc>
+          <w:tcPr>
+            <w:tcW w:w="1232" w:type="dxa"/>
+          </w:tcPr>
+          <w:p>
+            <w:r>
+              <w:t>Current</w:t>
+            </w:r>
+          </w:p>
+        </w:tc>
+        <w:tc>
+          <w:tcPr>
+            <w:tcW w:w="1233" w:type="dxa"/>
+          </w:tcPr>
+          <w:p>
+            <w:r>
+              <w:t>Moderate</w:t>
+            </w:r>
+          </w:p>
+        </w:tc>
+        <w:tc>
+          <w:tcPr>
+            <w:tcW w:w="1233" w:type="dxa"/>
+          </w:tcPr>
+          <w:p>
+            <w:r>
+              <w:t>0</w:t>
+            </w:r>
+          </w:p>
+        </w:tc>
+        <w:tc>
+          <w:tcPr>
+            <w:tcW w:w="1233" w:type="dxa"/>
+          </w:tcPr>
+          <w:p>
+            <w:r>
+              <w:t>0</w:t>
+            </w:r>
+          </w:p>
+        </w:tc>
+        <w:tc>
+          <w:tcPr>
+            <w:tcW w:w="1233" w:type="dxa"/>
+          </w:tcPr>
+          <w:p>
+            <w:r>
+              <w:t>11218</w:t>
+            </w:r>
+          </w:p>
+        </w:tc>
+        <w:tc>
+          <w:tcPr>
+            <w:tcW w:w="1233" w:type="dxa"/>
+          </w:tcPr>
+          <w:p>
+            <w:r>
+              <w:t>4705</w:t>
+            </w:r>
+          </w:p>
+        </w:tc>
+        <w:tc>
+          <w:tcPr>
+            <w:tcW w:w="1233" w:type="dxa"/>
+          </w:tcPr>
+          <w:p>
+            <w:r>
+              <w:t>41.94</w:t>
+            </w:r>
+          </w:p>
+        </w:tc>
+      </w:tr>
+      <w:tr>
+        <w:tc>
+          <w:tcPr>
+            <w:tcW w:w="1232" w:type="dxa"/>
+          </w:tcPr>
+          <w:p>
+            <w:r>
+              <w:t>Current</w:t>
+            </w:r>
+          </w:p>
+        </w:tc>
+        <w:tc>
+          <w:tcPr>
+            <w:tcW w:w="1233" w:type="dxa"/>
+          </w:tcPr>
+          <w:p>
+            <w:r>
+              <w:t>Low</w:t>
+            </w:r>
+          </w:p>
+        </w:tc>
+        <w:tc>
+          <w:tcPr>
+            <w:tcW w:w="1233" w:type="dxa"/>
+          </w:tcPr>
+          <w:p>
+            <w:r>
+              <w:t>0</w:t>
+            </w:r>
+          </w:p>
+        </w:tc>
+        <w:tc>
+          <w:tcPr>
+            <w:tcW w:w="1233" w:type="dxa"/>
+          </w:tcPr>
+          <w:p>
+            <w:r>
+              <w:t>0</w:t>
+            </w:r>
+          </w:p>
+        </w:tc>
+        <w:tc>
+          <w:tcPr>
+            <w:tcW w:w="1233" w:type="dxa"/>
+          </w:tcPr>
+          <w:p>
+            <w:r>
+              <w:t>4493</w:t>
+            </w:r>
+          </w:p>
+        </w:tc>
+        <w:tc>
+          <w:tcPr>
+            <w:tcW w:w="1233" w:type="dxa"/>
+          </w:tcPr>
+          <w:p>
+            <w:r>
+              <w:t>1878</w:t>
+            </w:r>
+          </w:p>
+        </w:tc>
+        <w:tc>
+          <w:tcPr>
+            <w:tcW w:w="1233" w:type="dxa"/>
+          </w:tcPr>
+          <w:p>
+            <w:r>
+              <w:t>41.8</w:t>
+            </w:r>
+          </w:p>
+        </w:tc>
+      </w:tr>
+      <w:tr>
+        <w:tc>
+          <w:tcPr>
+            <w:tcW w:w="1232" w:type="dxa"/>
+          </w:tcPr>
+          <w:p>
+            <w:r>
+              <w:t>Current</w:t>
+            </w:r>
+          </w:p>
+        </w:tc>
+        <w:tc>
+          <w:tcPr>
+            <w:tcW w:w="1233" w:type="dxa"/>
+          </w:tcPr>
+          <w:p>
+            <w:r>
+              <w:t>High</w:t>
+            </w:r>
+          </w:p>
+        </w:tc>
+        <w:tc>
+          <w:tcPr>
+            <w:tcW w:w="1233" w:type="dxa"/>
+          </w:tcPr>
+          <w:p>
+            <w:r>
+              <w:t>0</w:t>
+            </w:r>
+          </w:p>
+        </w:tc>
+        <w:tc>
+          <w:tcPr>
+            <w:tcW w:w="1233" w:type="dxa"/>
+          </w:tcPr>
+          <w:p>
+            <w:r>
+              <w:t>0</w:t>
+            </w:r>
+          </w:p>
+        </w:tc>
+        <w:tc>
+          <w:tcPr>
+            <w:tcW w:w="1233" w:type="dxa"/>
+          </w:tcPr>
+          <w:p>
+            <w:r>
+              <w:t>6639</w:t>
+            </w:r>
+          </w:p>
+        </w:tc>
+        <w:tc>
+          <w:tcPr>
+            <w:tcW w:w="1233" w:type="dxa"/>
+          </w:tcPr>
+          <w:p>
+            <w:r>
+              <w:t>2716</w:t>
+            </w:r>
+          </w:p>
+        </w:tc>
+        <w:tc>
+          <w:tcPr>
+            <w:tcW w:w="1233" w:type="dxa"/>
+          </w:tcPr>
+          <w:p>
+            <w:r>
+              <w:t>40.91</w:t>
+            </w:r>
+          </w:p>
+        </w:tc>
+      </w:tr>
+      <w:tr>
+        <w:tc>
+          <w:tcPr>
+            <w:tcW w:w="1232" w:type="dxa"/>
+          </w:tcPr>
+          <w:p>
+            <w:r>
+              <w:t>Past</w:t>
+            </w:r>
+          </w:p>
+        </w:tc>
+        <w:tc>
+          <w:tcPr>
+            <w:tcW w:w="1233" w:type="dxa"/>
+          </w:tcPr>
+          <w:p>
+            <w:r>
+              <w:t>High</w:t>
+            </w:r>
+          </w:p>
+        </w:tc>
+        <w:tc>
+          <w:tcPr>
+            <w:tcW w:w="1233" w:type="dxa"/>
+          </w:tcPr>
+          <w:p>
+            <w:r>
+              <w:t>0</w:t>
+            </w:r>
+          </w:p>
+        </w:tc>
+        <w:tc>
+          <w:tcPr>
+            <w:tcW w:w="1233" w:type="dxa"/>
+          </w:tcPr>
+          <w:p>
+            <w:r>
+              <w:t>0</w:t>
+            </w:r>
+          </w:p>
+        </w:tc>
+        <w:tc>
+          <w:tcPr>
+            <w:tcW w:w="1233" w:type="dxa"/>
+          </w:tcPr>
+          <w:p>
+            <w:r>
+              <w:t>6478</w:t>
+            </w:r>
+          </w:p>
+        </w:tc>
+        <w:tc>
+          <w:tcPr>
+            <w:tcW w:w="1233" w:type="dxa"/>
+          </w:tcPr>
+          <w:p>
+            <w:r>
+              <w:t>1442</w:t>
+            </w:r>
+          </w:p>
+        </w:tc>
+        <w:tc>
+          <w:tcPr>
+            <w:tcW w:w="1233" w:type="dxa"/>
+          </w:tcPr>
+          <w:p>
+            <w:r>
+              <w:t>22.26</w:t>
+            </w:r>
+          </w:p>
+        </w:tc>
+      </w:tr>
+      <w:tr>
+        <w:tc>
+          <w:tcPr>
+            <w:tcW w:w="1232" w:type="dxa"/>
+          </w:tcPr>
+          <w:p>
+            <w:r>
+              <w:t>Never</w:t>
+            </w:r>
+          </w:p>
+        </w:tc>
+        <w:tc>
+          <w:tcPr>
+            <w:tcW w:w="1233" w:type="dxa"/>
+          </w:tcPr>
+          <w:p>
+            <w:r>
+              <w:t>Low</w:t>
+            </w:r>
+          </w:p>
+        </w:tc>
+        <w:tc>
+          <w:tcPr>
+            <w:tcW w:w="1233" w:type="dxa"/>
+          </w:tcPr>
+          <w:p>
+            <w:r>
+              <w:t>0</w:t>
+            </w:r>
+          </w:p>
+        </w:tc>
+        <w:tc>
+          <w:tcPr>
+            <w:tcW w:w="1233" w:type="dxa"/>
+          </w:tcPr>
+          <w:p>
+            <w:r>
+              <w:t>0</w:t>
+            </w:r>
+          </w:p>
+        </w:tc>
+        <w:tc>
+          <w:tcPr>
+            <w:tcW w:w="1233" w:type="dxa"/>
+          </w:tcPr>
+          <w:p>
+            <w:r>
+              <w:t>8758</w:t>
+            </w:r>
+          </w:p>
+        </w:tc>
+        <w:tc>
+          <w:tcPr>
+            <w:tcW w:w="1233" w:type="dxa"/>
+          </w:tcPr>
+          <w:p>
+            <w:r>
+              <w:t>1934</w:t>
+            </w:r>
+          </w:p>
+        </w:tc>
+        <w:tc>
+          <w:tcPr>
+            <w:tcW w:w="1233" w:type="dxa"/>
+          </w:tcPr>
+          <w:p>
+            <w:r>
+              <w:t>22.08</w:t>
+            </w:r>
+          </w:p>
+        </w:tc>
+      </w:tr>
+      <w:tr>
+        <w:tc>
+          <w:tcPr>
+            <w:tcW w:w="1232" w:type="dxa"/>
+          </w:tcPr>
+          <w:p>
+            <w:r>
+              <w:t>Never</w:t>
+            </w:r>
+          </w:p>
+        </w:tc>
+        <w:tc>
+          <w:tcPr>
+            <w:tcW w:w="1233" w:type="dxa"/>
+          </w:tcPr>
+          <w:p>
+            <w:r>
+              <w:t>Moderate</w:t>
+            </w:r>
+          </w:p>
+        </w:tc>
+        <w:tc>
+          <w:tcPr>
+            <w:tcW w:w="1233" w:type="dxa"/>
+          </w:tcPr>
+          <w:p>
+            <w:r>
+              <w:t>0</w:t>
+            </w:r>
+          </w:p>
+        </w:tc>
+        <w:tc>
+          <w:tcPr>
+            <w:tcW w:w="1233" w:type="dxa"/>
+          </w:tcPr>
+          <w:p>
+            <w:r>
+              <w:t>0</w:t>
+            </w:r>
+          </w:p>
+        </w:tc>
+        <w:tc>
+          <w:tcPr>
+            <w:tcW w:w="1233" w:type="dxa"/>
+          </w:tcPr>
+          <w:p>
+            <w:r>
+              <w:t>22359</w:t>
+            </w:r>
+          </w:p>
+        </w:tc>
+        <w:tc>
+          <w:tcPr>
+            <w:tcW w:w="1233" w:type="dxa"/>
+          </w:tcPr>
+          <w:p>
+            <w:r>
+              <w:t>4824</w:t>
+            </w:r>
+          </w:p>
+        </w:tc>
+        <w:tc>
+          <w:tcPr>
+            <w:tcW w:w="1233" w:type="dxa"/>
+          </w:tcPr>
+          <w:p>
+            <w:r>
+              <w:t>21.58</w:t>
+            </w:r>
+          </w:p>
+        </w:tc>
+      </w:tr>
+      <w:tr>
+        <w:tc>
+          <w:tcPr>
+            <w:tcW w:w="1232" w:type="dxa"/>
+          </w:tcPr>
+          <w:p>
+            <w:r>
+              <w:t>Past</w:t>
+            </w:r>
+          </w:p>
+        </w:tc>
+        <w:tc>
+          <w:tcPr>
+            <w:tcW w:w="1233" w:type="dxa"/>
+          </w:tcPr>
+          <w:p>
+            <w:r>
+              <w:t>Low</w:t>
+            </w:r>
+          </w:p>
+        </w:tc>
+        <w:tc>
+          <w:tcPr>
+            <w:tcW w:w="1233" w:type="dxa"/>
+          </w:tcPr>
+          <w:p>
+            <w:r>
+              <w:t>0</w:t>
+            </w:r>
+          </w:p>
+        </w:tc>
+        <w:tc>
+          <w:tcPr>
+            <w:tcW w:w="1233" w:type="dxa"/>
+          </w:tcPr>
+          <w:p>
+            <w:r>
+              <w:t>0</w:t>
+            </w:r>
+          </w:p>
+        </w:tc>
+        <w:tc>
+          <w:tcPr>
+            <w:tcW w:w="1233" w:type="dxa"/>
+          </w:tcPr>
+          <w:p>
+            <w:r>
+              <w:t>4490</w:t>
+            </w:r>
+          </w:p>
+        </w:tc>
+        <w:tc>
+          <w:tcPr>
+            <w:tcW w:w="1233" w:type="dxa"/>
+          </w:tcPr>
+          <w:p>
+            <w:r>
+              <w:t>947</w:t>
+            </w:r>
+          </w:p>
+        </w:tc>
+        <w:tc>
+          <w:tcPr>
+            <w:tcW w:w="1233" w:type="dxa"/>
+          </w:tcPr>
+          <w:p>
+            <w:r>
+              <w:t>21.09</w:t>
+            </w:r>
+          </w:p>
+        </w:tc>
+      </w:tr>
+      <w:tr>
+        <w:tc>
+          <w:tcPr>
+            <w:tcW w:w="1232" w:type="dxa"/>
+          </w:tcPr>
+          <w:p>
+            <w:r>
+              <w:t>Never</w:t>
+            </w:r>
+          </w:p>
+        </w:tc>
+        <w:tc>
+          <w:tcPr>
+            <w:tcW w:w="1233" w:type="dxa"/>
+          </w:tcPr>
+          <w:p>
+            <w:r>
+              <w:t>High</w:t>
+            </w:r>
+          </w:p>
+        </w:tc>
+        <w:tc>
+          <w:tcPr>
+            <w:tcW w:w="1233" w:type="dxa"/>
+          </w:tcPr>
+          <w:p>
+            <w:r>
+              <w:t>0</w:t>
+            </w:r>
+          </w:p>
+        </w:tc>
+        <w:tc>
+          <w:tcPr>
+            <w:tcW w:w="1233" w:type="dxa"/>
+          </w:tcPr>
+          <w:p>
+            <w:r>
+              <w:t>0</w:t>
+            </w:r>
+          </w:p>
+        </w:tc>
+        <w:tc>
+          <w:tcPr>
+            <w:tcW w:w="1233" w:type="dxa"/>
+          </w:tcPr>
+          <w:p>
+            <w:r>
+              <w:t>13299</w:t>
+            </w:r>
+          </w:p>
+        </w:tc>
+        <w:tc>
+          <w:tcPr>
+            <w:tcW w:w="1233" w:type="dxa"/>
+          </w:tcPr>
+          <w:p>
+            <w:r>
+              <w:t>2793</w:t>
+            </w:r>
+          </w:p>
+        </w:tc>
+        <w:tc>
+          <w:tcPr>
+            <w:tcW w:w="1233" w:type="dxa"/>
+          </w:tcPr>
+          <w:p>
+            <w:r>
+              <w:t>21</w:t>
+            </w:r>
+          </w:p>
+        </w:tc>
+      </w:tr>
+      <w:tr>
+        <w:tc>
+          <w:tcPr>
+            <w:tcW w:w="1232" w:type="dxa"/>
+          </w:tcPr>
+          <w:p>
+            <w:r>
+              <w:t>Past</w:t>
+            </w:r>
+          </w:p>
+        </w:tc>
+        <w:tc>
+          <w:tcPr>
+            <w:tcW w:w="1233" w:type="dxa"/>
+          </w:tcPr>
+          <w:p>
+            <w:r>
+              <w:t>Moderate</w:t>
+            </w:r>
+          </w:p>
+        </w:tc>
+        <w:tc>
+          <w:tcPr>
+            <w:tcW w:w="1233" w:type="dxa"/>
+          </w:tcPr>
+          <w:p>
+            <w:r>
+              <w:t>0</w:t>
+            </w:r>
+          </w:p>
+        </w:tc>
+        <w:tc>
+          <w:tcPr>
+            <w:tcW w:w="1233" w:type="dxa"/>
+          </w:tcPr>
+          <w:p>
+            <w:r>
+              <w:t>0</w:t>
+            </w:r>
+          </w:p>
+        </w:tc>
+        <w:tc>
+          <w:tcPr>
+            <w:tcW w:w="1233" w:type="dxa"/>
+          </w:tcPr>
+          <w:p>
+            <w:r>
+              <w:t>11046</w:t>
+            </w:r>
+          </w:p>
+        </w:tc>
+        <w:tc>
+          <w:tcPr>
+            <w:tcW w:w="1233" w:type="dxa"/>
+          </w:tcPr>
+          <w:p>
+            <w:r>
+              <w:t>2309</w:t>
+            </w:r>
+          </w:p>
+        </w:tc>
+        <w:tc>
+          <w:tcPr>
+            <w:tcW w:w="1233" w:type="dxa"/>
+          </w:tcPr>
+          <w:p>
+            <w:r>
+              <w:t>20.9</w:t>
+            </w:r>
+          </w:p>
+        </w:tc>
+      </w:tr>
+    </w:tbl>
+    <w:p>
+      <w:r>
+        <w:rPr>
+          <w:rStyle w:val="Heading2Char"/>
+        </w:rPr>
+        <w:t>Insight</w:t>
+      </w:r>
+      <w:r>
+        <w:t>:</w:t>
+      </w:r>
+    </w:p>
+    <w:p>
+      <w:r>
+        <w:t>The combination of current smoking, hypertension, diabetes, and high stress level produced the highest observed heart attack incidence (91.43%) in the dataset. This finding suggests that cardiovascular risk increases substantially when multiple behavioral and chronic disease risk factors coexist, rather than when each factor is evaluated independently.</w:t>
+      </w:r>
+    </w:p>
     <w:p/>
+    <w:p>
+      <w:pPr>
+        <w:pStyle w:val="Heading1"/>
+      </w:pPr>
+      <w:r>
+        <w:t>8</w:t>
+      </w:r>
+      <w:r>
+        <w:t>. Lipid Profile &amp; Cholesterol Severity</w:t>
+      </w:r>
+    </w:p>
+    <w:tbl>
+      <w:tblPr>
+        <w:tblStyle w:val="TableGrid"/>
+        <w:tblW w:w="0" w:type="auto"/>
+        <w:tblLook w:val="04A0" w:firstRow="1" w:lastRow="0" w:firstColumn="1" w:lastColumn="0" w:noHBand="0" w:noVBand="1"/>
+      </w:tblPr>
+      <w:tblGrid>
+        <w:gridCol w:w="831"/>
+        <w:gridCol w:w="884"/>
+        <w:gridCol w:w="1553"/>
+        <w:gridCol w:w="1277"/>
+        <w:gridCol w:w="1695"/>
+        <w:gridCol w:w="1429"/>
+        <w:gridCol w:w="961"/>
+      </w:tblGrid>
+      <w:tr>
+        <w:tc>
+          <w:tcPr>
+            <w:tcW w:w="1232" w:type="dxa"/>
+            <w:shd w:val="clear" w:color="auto" w:fill="8DB3E2" w:themeFill="text2" w:themeFillTint="66"/>
+          </w:tcPr>
+          <w:p>
+            <w:proofErr w:type="spellStart"/>
+            <w:r>
+              <w:t>ldl_class</w:t>
+            </w:r>
+            <w:proofErr w:type="spellEnd"/>
+          </w:p>
+        </w:tc>
+        <w:tc>
+          <w:tcPr>
+            <w:tcW w:w="1233" w:type="dxa"/>
+            <w:shd w:val="clear" w:color="auto" w:fill="8DB3E2" w:themeFill="text2" w:themeFillTint="66"/>
+          </w:tcPr>
+          <w:p>
+            <w:proofErr w:type="spellStart"/>
+            <w:r>
+              <w:t>hdl_class</w:t>
+            </w:r>
+            <w:proofErr w:type="spellEnd"/>
+          </w:p>
+        </w:tc>
+        <w:tc>
+          <w:tcPr>
+            <w:tcW w:w="1233" w:type="dxa"/>
+            <w:shd w:val="clear" w:color="auto" w:fill="8DB3E2" w:themeFill="text2" w:themeFillTint="66"/>
+          </w:tcPr>
+          <w:p>
+            <w:proofErr w:type="spellStart"/>
+            <w:r>
+              <w:t>triglycerides_class</w:t>
+            </w:r>
+            <w:proofErr w:type="spellEnd"/>
+          </w:p>
+        </w:tc>
+        <w:tc>
+          <w:tcPr>
+            <w:tcW w:w="1233" w:type="dxa"/>
+            <w:shd w:val="clear" w:color="auto" w:fill="8DB3E2" w:themeFill="text2" w:themeFillTint="66"/>
+          </w:tcPr>
+          <w:p>
+            <w:proofErr w:type="spellStart"/>
+            <w:r>
+              <w:t>Total_Patients</w:t>
+            </w:r>
+            <w:proofErr w:type="spellEnd"/>
+          </w:p>
+        </w:tc>
+        <w:tc>
+          <w:tcPr>
+            <w:tcW w:w="1233" w:type="dxa"/>
+            <w:shd w:val="clear" w:color="auto" w:fill="8DB3E2" w:themeFill="text2" w:themeFillTint="66"/>
+          </w:tcPr>
+          <w:p>
+            <w:proofErr w:type="spellStart"/>
+            <w:r>
+              <w:t>Heart_Attack_Cases</w:t>
+            </w:r>
+            <w:proofErr w:type="spellEnd"/>
+          </w:p>
+        </w:tc>
+        <w:tc>
+          <w:tcPr>
+            <w:tcW w:w="1233" w:type="dxa"/>
+            <w:shd w:val="clear" w:color="auto" w:fill="8DB3E2" w:themeFill="text2" w:themeFillTint="66"/>
+          </w:tcPr>
+          <w:p>
+            <w:proofErr w:type="spellStart"/>
+            <w:r>
+              <w:t>Risk_Percentage</w:t>
+            </w:r>
+            <w:proofErr w:type="spellEnd"/>
+          </w:p>
+        </w:tc>
+        <w:tc>
+          <w:tcPr>
+            <w:tcW w:w="1233" w:type="dxa"/>
+            <w:shd w:val="clear" w:color="auto" w:fill="8DB3E2" w:themeFill="text2" w:themeFillTint="66"/>
+          </w:tcPr>
+          <w:p>
+            <w:proofErr w:type="spellStart"/>
+            <w:r>
+              <w:t>Risk_Rank</w:t>
+            </w:r>
+            <w:proofErr w:type="spellEnd"/>
+          </w:p>
+        </w:tc>
+      </w:tr>
+      <w:tr>
+        <w:tc>
+          <w:tcPr>
+            <w:tcW w:w="1232" w:type="dxa"/>
+          </w:tcPr>
+          <w:p>
+            <w:r>
+              <w:t>High LDL</w:t>
+            </w:r>
+          </w:p>
+        </w:tc>
+        <w:tc>
+          <w:tcPr>
+            <w:tcW w:w="1233" w:type="dxa"/>
+          </w:tcPr>
+          <w:p>
+            <w:r>
+              <w:t>Normal HDL</w:t>
+            </w:r>
+          </w:p>
+        </w:tc>
+        <w:tc>
+          <w:tcPr>
+            <w:tcW w:w="1233" w:type="dxa"/>
+          </w:tcPr>
+          <w:p>
+            <w:r>
+              <w:t>Normal Triglycerides</w:t>
+            </w:r>
+          </w:p>
+        </w:tc>
+        <w:tc>
+          <w:tcPr>
+            <w:tcW w:w="1233" w:type="dxa"/>
+          </w:tcPr>
+          <w:p>
+            <w:r>
+              <w:t>33492</w:t>
+            </w:r>
+          </w:p>
+        </w:tc>
+        <w:tc>
+          <w:tcPr>
+            <w:tcW w:w="1233" w:type="dxa"/>
+          </w:tcPr>
+          <w:p>
+            <w:r>
+              <w:t>13503</w:t>
+            </w:r>
+          </w:p>
+        </w:tc>
+        <w:tc>
+          <w:tcPr>
+            <w:tcW w:w="1233" w:type="dxa"/>
+          </w:tcPr>
+          <w:p>
+            <w:r>
+              <w:t>40.32</w:t>
+            </w:r>
+          </w:p>
+        </w:tc>
+        <w:tc>
+          <w:tcPr>
+            <w:tcW w:w="1233" w:type="dxa"/>
+          </w:tcPr>
+          <w:p>
+            <w:r>
+              <w:t>1</w:t>
+            </w:r>
+          </w:p>
+        </w:tc>
+      </w:tr>
+      <w:tr>
+        <w:tc>
+          <w:tcPr>
+            <w:tcW w:w="1232" w:type="dxa"/>
+          </w:tcPr>
+          <w:p>
+            <w:r>
+              <w:t>High LDL</w:t>
+            </w:r>
+          </w:p>
+        </w:tc>
+        <w:tc>
+          <w:tcPr>
+            <w:tcW w:w="1233" w:type="dxa"/>
+          </w:tcPr>
+          <w:p>
+            <w:r>
+              <w:t>Normal HDL</w:t>
+            </w:r>
+          </w:p>
+        </w:tc>
+        <w:tc>
+          <w:tcPr>
+            <w:tcW w:w="1233" w:type="dxa"/>
+          </w:tcPr>
+          <w:p>
+            <w:r>
+              <w:t>High Triglycerides</w:t>
+            </w:r>
+          </w:p>
+        </w:tc>
+        <w:tc>
+          <w:tcPr>
+            <w:tcW w:w="1233" w:type="dxa"/>
+          </w:tcPr>
+          <w:p>
+            <w:r>
+              <w:t>31766</w:t>
+            </w:r>
+          </w:p>
+        </w:tc>
+        <w:tc>
+          <w:tcPr>
+            <w:tcW w:w="1233" w:type="dxa"/>
+          </w:tcPr>
+          <w:p>
+            <w:r>
+              <w:t>12759</w:t>
+            </w:r>
+          </w:p>
+        </w:tc>
+        <w:tc>
+          <w:tcPr>
+            <w:tcW w:w="1233" w:type="dxa"/>
+          </w:tcPr>
+          <w:p>
+            <w:r>
+              <w:t>40.17</w:t>
+            </w:r>
+          </w:p>
+        </w:tc>
+        <w:tc>
+          <w:tcPr>
+            <w:tcW w:w="1233" w:type="dxa"/>
+          </w:tcPr>
+          <w:p>
+            <w:r>
+              <w:t>2</w:t>
+            </w:r>
+          </w:p>
+        </w:tc>
+      </w:tr>
+      <w:tr>
+        <w:tc>
+          <w:tcPr>
+            <w:tcW w:w="1232" w:type="dxa"/>
+          </w:tcPr>
+          <w:p>
+            <w:r>
+              <w:t>Normal LDL</w:t>
+            </w:r>
+          </w:p>
+        </w:tc>
+        <w:tc>
+          <w:tcPr>
+            <w:tcW w:w="1233" w:type="dxa"/>
+          </w:tcPr>
+          <w:p>
+            <w:r>
+              <w:t>Normal HDL</w:t>
+            </w:r>
+          </w:p>
+        </w:tc>
+        <w:tc>
+          <w:tcPr>
+            <w:tcW w:w="1233" w:type="dxa"/>
+          </w:tcPr>
+          <w:p>
+            <w:r>
+              <w:t>High Triglycerides</w:t>
+            </w:r>
+          </w:p>
+        </w:tc>
+        <w:tc>
+          <w:tcPr>
+            <w:tcW w:w="1233" w:type="dxa"/>
+          </w:tcPr>
+          <w:p>
+            <w:r>
+              <w:t>33319</w:t>
+            </w:r>
+          </w:p>
+        </w:tc>
+        <w:tc>
+          <w:tcPr>
+            <w:tcW w:w="1233" w:type="dxa"/>
+          </w:tcPr>
+          <w:p>
+            <w:r>
+              <w:t>13372</w:t>
+            </w:r>
+          </w:p>
+        </w:tc>
+        <w:tc>
+          <w:tcPr>
+            <w:tcW w:w="1233" w:type="dxa"/>
+          </w:tcPr>
+          <w:p>
+            <w:r>
+              <w:t>40.13</w:t>
+            </w:r>
+          </w:p>
+        </w:tc>
+        <w:tc>
+          <w:tcPr>
+            <w:tcW w:w="1233" w:type="dxa"/>
+          </w:tcPr>
+          <w:p>
+            <w:r>
+              <w:t>3</w:t>
+            </w:r>
+          </w:p>
+        </w:tc>
+      </w:tr>
+      <w:tr>
+        <w:tc>
+          <w:tcPr>
+            <w:tcW w:w="1232" w:type="dxa"/>
+          </w:tcPr>
+          <w:p>
+            <w:r>
+              <w:t>Normal LDL</w:t>
+            </w:r>
+          </w:p>
+        </w:tc>
+        <w:tc>
+          <w:tcPr>
+            <w:tcW w:w="1233" w:type="dxa"/>
+          </w:tcPr>
+          <w:p>
+            <w:r>
+              <w:t>Normal HDL</w:t>
+            </w:r>
+          </w:p>
+        </w:tc>
+        <w:tc>
+          <w:tcPr>
+            <w:tcW w:w="1233" w:type="dxa"/>
+          </w:tcPr>
+          <w:p>
+            <w:r>
+              <w:t>Normal Triglycerides</w:t>
+            </w:r>
+          </w:p>
+        </w:tc>
+        <w:tc>
+          <w:tcPr>
+            <w:tcW w:w="1233" w:type="dxa"/>
+          </w:tcPr>
+          <w:p>
+            <w:r>
+              <w:t>34750</w:t>
+            </w:r>
+          </w:p>
+        </w:tc>
+        <w:tc>
+          <w:tcPr>
+            <w:tcW w:w="1233" w:type="dxa"/>
+          </w:tcPr>
+          <w:p>
+            <w:r>
+              <w:t>13936</w:t>
+            </w:r>
+          </w:p>
+        </w:tc>
+        <w:tc>
+          <w:tcPr>
+            <w:tcW w:w="1233" w:type="dxa"/>
+          </w:tcPr>
+          <w:p>
+            <w:r>
+              <w:t>40.1</w:t>
+            </w:r>
+          </w:p>
+        </w:tc>
+        <w:tc>
+          <w:tcPr>
+            <w:tcW w:w="1233" w:type="dxa"/>
+          </w:tcPr>
+          <w:p>
+            <w:r>
+              <w:t>4</w:t>
+            </w:r>
+          </w:p>
+        </w:tc>
+      </w:tr>
+      <w:tr>
+        <w:tc>
+          <w:tcPr>
+            <w:tcW w:w="1232" w:type="dxa"/>
+          </w:tcPr>
+          <w:p>
+            <w:r>
+              <w:lastRenderedPageBreak/>
+              <w:t>High LDL</w:t>
+            </w:r>
+          </w:p>
+        </w:tc>
+        <w:tc>
+          <w:tcPr>
+            <w:tcW w:w="1233" w:type="dxa"/>
+          </w:tcPr>
+          <w:p>
+            <w:r>
+              <w:t>Low HDL</w:t>
+            </w:r>
+          </w:p>
+        </w:tc>
+        <w:tc>
+          <w:tcPr>
+            <w:tcW w:w="1233" w:type="dxa"/>
+          </w:tcPr>
+          <w:p>
+            <w:r>
+              <w:t>Normal Triglycerides</w:t>
+            </w:r>
+          </w:p>
+        </w:tc>
+        <w:tc>
+          <w:tcPr>
+            <w:tcW w:w="1233" w:type="dxa"/>
+          </w:tcPr>
+          <w:p>
+            <w:r>
+              <w:t>6159</w:t>
+            </w:r>
+          </w:p>
+        </w:tc>
+        <w:tc>
+          <w:tcPr>
+            <w:tcW w:w="1233" w:type="dxa"/>
+          </w:tcPr>
+          <w:p>
+            <w:r>
+              <w:t>2453</w:t>
+            </w:r>
+          </w:p>
+        </w:tc>
+        <w:tc>
+          <w:tcPr>
+            <w:tcW w:w="1233" w:type="dxa"/>
+          </w:tcPr>
+          <w:p>
+            <w:r>
+              <w:t>39.83</w:t>
+            </w:r>
+          </w:p>
+        </w:tc>
+        <w:tc>
+          <w:tcPr>
+            <w:tcW w:w="1233" w:type="dxa"/>
+          </w:tcPr>
+          <w:p>
+            <w:r>
+              <w:t>5</w:t>
+            </w:r>
+          </w:p>
+        </w:tc>
+      </w:tr>
+      <w:tr>
+        <w:tc>
+          <w:tcPr>
+            <w:tcW w:w="1232" w:type="dxa"/>
+          </w:tcPr>
+          <w:p>
+            <w:r>
+              <w:t>Normal LDL</w:t>
+            </w:r>
+          </w:p>
+        </w:tc>
+        <w:tc>
+          <w:tcPr>
+            <w:tcW w:w="1233" w:type="dxa"/>
+          </w:tcPr>
+          <w:p>
+            <w:r>
+              <w:t>Low HDL</w:t>
+            </w:r>
+          </w:p>
+        </w:tc>
+        <w:tc>
+          <w:tcPr>
+            <w:tcW w:w="1233" w:type="dxa"/>
+          </w:tcPr>
+          <w:p>
+            <w:r>
+              <w:t>Normal Triglycerides</w:t>
+            </w:r>
+          </w:p>
+        </w:tc>
+        <w:tc>
+          <w:tcPr>
+            <w:tcW w:w="1233" w:type="dxa"/>
+          </w:tcPr>
+          <w:p>
+            <w:r>
+              <w:t>6544</w:t>
+            </w:r>
+          </w:p>
+        </w:tc>
+        <w:tc>
+          <w:tcPr>
+            <w:tcW w:w="1233" w:type="dxa"/>
+          </w:tcPr>
+          <w:p>
+            <w:r>
+              <w:t>2605</w:t>
+            </w:r>
+          </w:p>
+        </w:tc>
+        <w:tc>
+          <w:tcPr>
+            <w:tcW w:w="1233" w:type="dxa"/>
+          </w:tcPr>
+          <w:p>
+            <w:r>
+              <w:t>39.81</w:t>
+            </w:r>
+          </w:p>
+        </w:tc>
+        <w:tc>
+          <w:tcPr>
+            <w:tcW w:w="1233" w:type="dxa"/>
+          </w:tcPr>
+          <w:p>
+            <w:r>
+              <w:t>6</w:t>
+            </w:r>
+          </w:p>
+        </w:tc>
+      </w:tr>
+      <w:tr>
+        <w:tc>
+          <w:tcPr>
+            <w:tcW w:w="1232" w:type="dxa"/>
+          </w:tcPr>
+          <w:p>
+            <w:r>
+              <w:t>Normal LDL</w:t>
+            </w:r>
+          </w:p>
+        </w:tc>
+        <w:tc>
+          <w:tcPr>
+            <w:tcW w:w="1233" w:type="dxa"/>
+          </w:tcPr>
+          <w:p>
+            <w:r>
+              <w:t>Low HDL</w:t>
+            </w:r>
+          </w:p>
+        </w:tc>
+        <w:tc>
+          <w:tcPr>
+            <w:tcW w:w="1233" w:type="dxa"/>
+          </w:tcPr>
+          <w:p>
+            <w:r>
+              <w:t>High Triglycerides</w:t>
+            </w:r>
+          </w:p>
+        </w:tc>
+        <w:tc>
+          <w:tcPr>
+            <w:tcW w:w="1233" w:type="dxa"/>
+          </w:tcPr>
+          <w:p>
+            <w:r>
+              <w:t>6304</w:t>
+            </w:r>
+          </w:p>
+        </w:tc>
+        <w:tc>
+          <w:tcPr>
+            <w:tcW w:w="1233" w:type="dxa"/>
+          </w:tcPr>
+          <w:p>
+            <w:r>
+              <w:t>2502</w:t>
+            </w:r>
+          </w:p>
+        </w:tc>
+        <w:tc>
+          <w:tcPr>
+            <w:tcW w:w="1233" w:type="dxa"/>
+          </w:tcPr>
+          <w:p>
+            <w:r>
+              <w:t>39.69</w:t>
+            </w:r>
+          </w:p>
+        </w:tc>
+        <w:tc>
+          <w:tcPr>
+            <w:tcW w:w="1233" w:type="dxa"/>
+          </w:tcPr>
+          <w:p>
+            <w:r>
+              <w:t>7</w:t>
+            </w:r>
+          </w:p>
+        </w:tc>
+      </w:tr>
+      <w:tr>
+        <w:tc>
+          <w:tcPr>
+            <w:tcW w:w="1232" w:type="dxa"/>
+          </w:tcPr>
+          <w:p>
+            <w:r>
+              <w:t>High LDL</w:t>
+            </w:r>
+          </w:p>
+        </w:tc>
+        <w:tc>
+          <w:tcPr>
+            <w:tcW w:w="1233" w:type="dxa"/>
+          </w:tcPr>
+          <w:p>
+            <w:r>
+              <w:t>Low HDL</w:t>
+            </w:r>
+          </w:p>
+        </w:tc>
+        <w:tc>
+          <w:tcPr>
+            <w:tcW w:w="1233" w:type="dxa"/>
+          </w:tcPr>
+          <w:p>
+            <w:r>
+              <w:t>High Triglycerides</w:t>
+            </w:r>
+          </w:p>
+        </w:tc>
+        <w:tc>
+          <w:tcPr>
+            <w:tcW w:w="1233" w:type="dxa"/>
+          </w:tcPr>
+          <w:p>
+            <w:r>
+              <w:t>6021</w:t>
+            </w:r>
+          </w:p>
+        </w:tc>
+        <w:tc>
+          <w:tcPr>
+            <w:tcW w:w="1233" w:type="dxa"/>
+          </w:tcPr>
+          <w:p>
+            <w:r>
+              <w:t>2371</w:t>
+            </w:r>
+          </w:p>
+        </w:tc>
+        <w:tc>
+          <w:tcPr>
+            <w:tcW w:w="1233" w:type="dxa"/>
+          </w:tcPr>
+          <w:p>
+            <w:r>
+              <w:t>39.38</w:t>
+            </w:r>
+          </w:p>
+        </w:tc>
+        <w:tc>
+          <w:tcPr>
+            <w:tcW w:w="1233" w:type="dxa"/>
+          </w:tcPr>
+          <w:p>
+            <w:r>
+              <w:t>8</w:t>
+            </w:r>
+          </w:p>
+        </w:tc>
+      </w:tr>
+    </w:tbl>
+    <w:p>
+      <w:pPr>
+        <w:pStyle w:val="Heading2"/>
+      </w:pPr>
+      <w:r>
+        <w:t>Insight:</w:t>
+      </w:r>
+    </w:p>
+    <w:p>
+      <w:r>
+        <w:t>Patients with elevated LDL cholesterol recorded the highest observed heart attack incidence. However, differences among lipid profile categories were relatively small, indicating that lipid biomarkers alone may have limited predictive value and should be interpreted alongside additional clinical and lifestyle factors.</w:t>
+      </w:r>
+    </w:p>
+    <w:p/>
+    <w:p/>
+    <w:p/>
+    <w:p>
+      <w:pPr>
+        <w:pStyle w:val="Heading1"/>
+      </w:pPr>
+      <w:r>
+        <w:t>9</w:t>
+      </w:r>
+      <w:r>
+        <w:t>. Environmental &amp; Sleep Factors</w:t>
+      </w:r>
+    </w:p>
+    <w:tbl>
+      <w:tblPr>
+        <w:tblStyle w:val="TableGrid"/>
+        <w:tblW w:w="0" w:type="auto"/>
+        <w:tblLook w:val="04A0" w:firstRow="1" w:lastRow="0" w:firstColumn="1" w:lastColumn="0" w:noHBand="0" w:noVBand="1"/>
+      </w:tblPr>
+      <w:tblGrid>
+        <w:gridCol w:w="690"/>
+        <w:gridCol w:w="1941"/>
+        <w:gridCol w:w="1562"/>
+        <w:gridCol w:w="1287"/>
+        <w:gridCol w:w="1709"/>
+        <w:gridCol w:w="1441"/>
+      </w:tblGrid>
+      <w:tr>
+        <w:tc>
+          <w:tcPr>
+            <w:tcW w:w="1438" w:type="dxa"/>
+            <w:shd w:val="clear" w:color="auto" w:fill="8DB3E2" w:themeFill="text2" w:themeFillTint="66"/>
+          </w:tcPr>
+          <w:p>
+            <w:r>
+              <w:t>region</w:t>
+            </w:r>
+          </w:p>
+        </w:tc>
+        <w:tc>
+          <w:tcPr>
+            <w:tcW w:w="1438" w:type="dxa"/>
+            <w:shd w:val="clear" w:color="auto" w:fill="8DB3E2" w:themeFill="text2" w:themeFillTint="66"/>
+          </w:tcPr>
+          <w:p>
+            <w:proofErr w:type="spellStart"/>
+            <w:r>
+              <w:t>air_pollution_exposure</w:t>
+            </w:r>
+            <w:proofErr w:type="spellEnd"/>
+          </w:p>
+        </w:tc>
+        <w:tc>
+          <w:tcPr>
+            <w:tcW w:w="1438" w:type="dxa"/>
+            <w:shd w:val="clear" w:color="auto" w:fill="8DB3E2" w:themeFill="text2" w:themeFillTint="66"/>
+          </w:tcPr>
+          <w:p>
+            <w:proofErr w:type="spellStart"/>
+            <w:r>
+              <w:t>sleep_hours_class</w:t>
+            </w:r>
+            <w:proofErr w:type="spellEnd"/>
+          </w:p>
+        </w:tc>
+        <w:tc>
+          <w:tcPr>
+            <w:tcW w:w="1438" w:type="dxa"/>
+            <w:shd w:val="clear" w:color="auto" w:fill="8DB3E2" w:themeFill="text2" w:themeFillTint="66"/>
+          </w:tcPr>
+          <w:p>
+            <w:proofErr w:type="spellStart"/>
+            <w:r>
+              <w:t>Total_Patients</w:t>
+            </w:r>
+            <w:proofErr w:type="spellEnd"/>
+          </w:p>
+        </w:tc>
+        <w:tc>
+          <w:tcPr>
+            <w:tcW w:w="1439" w:type="dxa"/>
+            <w:shd w:val="clear" w:color="auto" w:fill="8DB3E2" w:themeFill="text2" w:themeFillTint="66"/>
+          </w:tcPr>
+          <w:p>
+            <w:proofErr w:type="spellStart"/>
+            <w:r>
+              <w:t>Heart_Attack_Cases</w:t>
+            </w:r>
+            <w:proofErr w:type="spellEnd"/>
+          </w:p>
+        </w:tc>
+        <w:tc>
+          <w:tcPr>
+            <w:tcW w:w="1439" w:type="dxa"/>
+            <w:shd w:val="clear" w:color="auto" w:fill="8DB3E2" w:themeFill="text2" w:themeFillTint="66"/>
+          </w:tcPr>
+          <w:p>
+            <w:proofErr w:type="spellStart"/>
+            <w:r>
+              <w:t>Risk_Percentage</w:t>
+            </w:r>
+            <w:proofErr w:type="spellEnd"/>
+          </w:p>
+        </w:tc>
+      </w:tr>
+      <w:tr>
+        <w:tc>
+          <w:tcPr>
+            <w:tcW w:w="1438" w:type="dxa"/>
+          </w:tcPr>
+          <w:p>
+            <w:r>
+              <w:t>Rural</w:t>
+            </w:r>
+          </w:p>
+        </w:tc>
+        <w:tc>
+          <w:tcPr>
+            <w:tcW w:w="1438" w:type="dxa"/>
+          </w:tcPr>
+          <w:p>
+            <w:r>
+              <w:t>Moderate</w:t>
+            </w:r>
+          </w:p>
+        </w:tc>
+        <w:tc>
+          <w:tcPr>
+            <w:tcW w:w="1438" w:type="dxa"/>
+          </w:tcPr>
+          <w:p>
+            <w:r>
+              <w:t xml:space="preserve">Excessive (&gt;8 </w:t>
+            </w:r>
+            <w:proofErr w:type="spellStart"/>
+            <w:r>
+              <w:t>hrs</w:t>
+            </w:r>
+            <w:proofErr w:type="spellEnd"/>
+            <w:r>
+              <w:t>)</w:t>
+            </w:r>
+          </w:p>
+        </w:tc>
+        <w:tc>
+          <w:tcPr>
+            <w:tcW w:w="1438" w:type="dxa"/>
+          </w:tcPr>
+          <w:p>
+            <w:r>
+              <w:t>1279</w:t>
+            </w:r>
+          </w:p>
+        </w:tc>
+        <w:tc>
+          <w:tcPr>
+            <w:tcW w:w="1439" w:type="dxa"/>
+          </w:tcPr>
+          <w:p>
+            <w:r>
+              <w:t>539</w:t>
+            </w:r>
+          </w:p>
+        </w:tc>
+        <w:tc>
+          <w:tcPr>
+            <w:tcW w:w="1439" w:type="dxa"/>
+          </w:tcPr>
+          <w:p>
+            <w:r>
+              <w:t>42.14</w:t>
+            </w:r>
+          </w:p>
+        </w:tc>
+      </w:tr>
+      <w:tr>
+        <w:tc>
+          <w:tcPr>
+            <w:tcW w:w="1438" w:type="dxa"/>
+          </w:tcPr>
+          <w:p>
+            <w:r>
+              <w:t>Rural</w:t>
+            </w:r>
+          </w:p>
+        </w:tc>
+        <w:tc>
+          <w:tcPr>
+            <w:tcW w:w="1438" w:type="dxa"/>
+          </w:tcPr>
+          <w:p>
+            <w:r>
+              <w:t>Moderate</w:t>
+            </w:r>
+          </w:p>
+        </w:tc>
+        <w:tc>
+          <w:tcPr>
+            <w:tcW w:w="1438" w:type="dxa"/>
+          </w:tcPr>
+          <w:p>
+            <w:r>
+              <w:t xml:space="preserve">Optimal (6-8 </w:t>
+            </w:r>
+            <w:proofErr w:type="spellStart"/>
+            <w:r>
+              <w:t>hrs</w:t>
+            </w:r>
+            <w:proofErr w:type="spellEnd"/>
+            <w:r>
+              <w:t>)</w:t>
+            </w:r>
+          </w:p>
+        </w:tc>
+        <w:tc>
+          <w:tcPr>
+            <w:tcW w:w="1438" w:type="dxa"/>
+          </w:tcPr>
+          <w:p>
+            <w:r>
+              <w:t>16168</w:t>
+            </w:r>
+          </w:p>
+        </w:tc>
+        <w:tc>
+          <w:tcPr>
+            <w:tcW w:w="1439" w:type="dxa"/>
+          </w:tcPr>
+          <w:p>
+            <w:r>
+              <w:t>6626</w:t>
+            </w:r>
+          </w:p>
+        </w:tc>
+        <w:tc>
+          <w:tcPr>
+            <w:tcW w:w="1439" w:type="dxa"/>
+          </w:tcPr>
+          <w:p>
+            <w:r>
+              <w:t>40.98</w:t>
+            </w:r>
+          </w:p>
+        </w:tc>
+      </w:tr>
+      <w:tr>
+        <w:tc>
+          <w:tcPr>
+            <w:tcW w:w="1438" w:type="dxa"/>
+          </w:tcPr>
+          <w:p>
+            <w:r>
+              <w:t>Rural</w:t>
+            </w:r>
+          </w:p>
+        </w:tc>
+        <w:tc>
+          <w:tcPr>
+            <w:tcW w:w="1438" w:type="dxa"/>
+          </w:tcPr>
+          <w:p>
+            <w:r>
+              <w:t>High</w:t>
+            </w:r>
+          </w:p>
+        </w:tc>
+        <w:tc>
+          <w:tcPr>
+            <w:tcW w:w="1438" w:type="dxa"/>
+          </w:tcPr>
+          <w:p>
+            <w:r>
+              <w:t xml:space="preserve">Poor (&lt;6 </w:t>
+            </w:r>
+            <w:proofErr w:type="spellStart"/>
+            <w:r>
+              <w:t>hrs</w:t>
+            </w:r>
+            <w:proofErr w:type="spellEnd"/>
+            <w:r>
+              <w:t>)</w:t>
+            </w:r>
+          </w:p>
+        </w:tc>
+        <w:tc>
+          <w:tcPr>
+            <w:tcW w:w="1438" w:type="dxa"/>
+          </w:tcPr>
+          <w:p>
+            <w:r>
+              <w:t>4089</w:t>
+            </w:r>
+          </w:p>
+        </w:tc>
+        <w:tc>
+          <w:tcPr>
+            <w:tcW w:w="1439" w:type="dxa"/>
+          </w:tcPr>
+          <w:p>
+            <w:r>
+              <w:t>1659</w:t>
+            </w:r>
+          </w:p>
+        </w:tc>
+        <w:tc>
+          <w:tcPr>
+            <w:tcW w:w="1439" w:type="dxa"/>
+          </w:tcPr>
+          <w:p>
+            <w:r>
+              <w:t>40.57</w:t>
+            </w:r>
+          </w:p>
+        </w:tc>
+      </w:tr>
+      <w:tr>
+        <w:tc>
+          <w:tcPr>
+            <w:tcW w:w="1438" w:type="dxa"/>
+          </w:tcPr>
+          <w:p>
+            <w:r>
+              <w:t>Urban</w:t>
+            </w:r>
+          </w:p>
+        </w:tc>
+        <w:tc>
+          <w:tcPr>
+            <w:tcW w:w="1438" w:type="dxa"/>
+          </w:tcPr>
+          <w:p>
+            <w:r>
+              <w:t>Moderate</w:t>
+            </w:r>
+          </w:p>
+        </w:tc>
+        <w:tc>
+          <w:tcPr>
+            <w:tcW w:w="1438" w:type="dxa"/>
+          </w:tcPr>
+          <w:p>
+            <w:r>
+              <w:t xml:space="preserve">Poor (&lt;6 </w:t>
+            </w:r>
+            <w:proofErr w:type="spellStart"/>
+            <w:r>
+              <w:t>hrs</w:t>
+            </w:r>
+            <w:proofErr w:type="spellEnd"/>
+            <w:r>
+              <w:t>)</w:t>
+            </w:r>
+          </w:p>
+        </w:tc>
+        <w:tc>
+          <w:tcPr>
+            <w:tcW w:w="1438" w:type="dxa"/>
+          </w:tcPr>
+          <w:p>
+            <w:r>
+              <w:t>19038</w:t>
+            </w:r>
+          </w:p>
+        </w:tc>
+        <w:tc>
+          <w:tcPr>
+            <w:tcW w:w="1439" w:type="dxa"/>
+          </w:tcPr>
+          <w:p>
+            <w:r>
+              <w:t>7707</w:t>
+            </w:r>
+          </w:p>
+        </w:tc>
+        <w:tc>
+          <w:tcPr>
+            <w:tcW w:w="1439" w:type="dxa"/>
+          </w:tcPr>
+          <w:p>
+            <w:r>
+              <w:t>40.48</w:t>
+            </w:r>
+          </w:p>
+        </w:tc>
+      </w:tr>
+      <w:tr>
+        <w:tc>
+          <w:tcPr>
+            <w:tcW w:w="1438" w:type="dxa"/>
+          </w:tcPr>
+          <w:p>
+            <w:r>
+              <w:t>Rural</w:t>
+            </w:r>
+          </w:p>
+        </w:tc>
+        <w:tc>
+          <w:tcPr>
+            <w:tcW w:w="1438" w:type="dxa"/>
+          </w:tcPr>
+          <w:p>
+            <w:r>
+              <w:t>High</w:t>
+            </w:r>
+          </w:p>
+        </w:tc>
+        <w:tc>
+          <w:tcPr>
+            <w:tcW w:w="1438" w:type="dxa"/>
+          </w:tcPr>
+          <w:p>
+            <w:r>
+              <w:t xml:space="preserve">Optimal (6-8 </w:t>
+            </w:r>
+            <w:proofErr w:type="spellStart"/>
+            <w:r>
+              <w:t>hrs</w:t>
+            </w:r>
+            <w:proofErr w:type="spellEnd"/>
+            <w:r>
+              <w:t>)</w:t>
+            </w:r>
+          </w:p>
+        </w:tc>
+        <w:tc>
+          <w:tcPr>
+            <w:tcW w:w="1438" w:type="dxa"/>
+          </w:tcPr>
+          <w:p>
+            <w:r>
+              <w:t>6526</w:t>
+            </w:r>
+          </w:p>
+        </w:tc>
+        <w:tc>
+          <w:tcPr>
+            <w:tcW w:w="1439" w:type="dxa"/>
+          </w:tcPr>
+          <w:p>
+            <w:r>
+              <w:t>2635</w:t>
+            </w:r>
+          </w:p>
+        </w:tc>
+        <w:tc>
+          <w:tcPr>
+            <w:tcW w:w="1439" w:type="dxa"/>
+          </w:tcPr>
+          <w:p>
+            <w:r>
+              <w:t>40.38</w:t>
+            </w:r>
+          </w:p>
+        </w:tc>
+      </w:tr>
+      <w:tr>
+        <w:tc>
+          <w:tcPr>
+            <w:tcW w:w="1438" w:type="dxa"/>
+          </w:tcPr>
+          <w:p>
+            <w:r>
+              <w:t>Rural</w:t>
+            </w:r>
+          </w:p>
+        </w:tc>
+        <w:tc>
+          <w:tcPr>
+            <w:tcW w:w="1438" w:type="dxa"/>
+          </w:tcPr>
+          <w:p>
+            <w:r>
+              <w:t>Low</w:t>
+            </w:r>
+          </w:p>
+        </w:tc>
+        <w:tc>
+          <w:tcPr>
+            <w:tcW w:w="1438" w:type="dxa"/>
+          </w:tcPr>
+          <w:p>
+            <w:r>
+              <w:t xml:space="preserve">Optimal (6-8 </w:t>
+            </w:r>
+            <w:proofErr w:type="spellStart"/>
+            <w:r>
+              <w:t>hrs</w:t>
+            </w:r>
+            <w:proofErr w:type="spellEnd"/>
+            <w:r>
+              <w:t>)</w:t>
+            </w:r>
+          </w:p>
+        </w:tc>
+        <w:tc>
+          <w:tcPr>
+            <w:tcW w:w="1438" w:type="dxa"/>
+          </w:tcPr>
+          <w:p>
+            <w:r>
+              <w:t>9689</w:t>
+            </w:r>
+          </w:p>
+        </w:tc>
+        <w:tc>
+          <w:tcPr>
+            <w:tcW w:w="1439" w:type="dxa"/>
+          </w:tcPr>
+          <w:p>
+            <w:r>
+              <w:t>3903</w:t>
+            </w:r>
+          </w:p>
+        </w:tc>
+        <w:tc>
+          <w:tcPr>
+            <w:tcW w:w="1439" w:type="dxa"/>
+          </w:tcPr>
+          <w:p>
+            <w:r>
+              <w:t>40.28</w:t>
+            </w:r>
+          </w:p>
+        </w:tc>
+      </w:tr>
+      <w:tr>
+        <w:tc>
+          <w:tcPr>
+            <w:tcW w:w="1438" w:type="dxa"/>
+          </w:tcPr>
+          <w:p>
+            <w:r>
+              <w:t>Rural</w:t>
+            </w:r>
+          </w:p>
+        </w:tc>
+        <w:tc>
+          <w:tcPr>
+            <w:tcW w:w="1438" w:type="dxa"/>
+          </w:tcPr>
+          <w:p>
+            <w:r>
+              <w:t>Moderate</w:t>
+            </w:r>
+          </w:p>
+        </w:tc>
+        <w:tc>
+          <w:tcPr>
+            <w:tcW w:w="1438" w:type="dxa"/>
+          </w:tcPr>
+          <w:p>
+            <w:r>
+              <w:t xml:space="preserve">Poor (&lt;6 </w:t>
+            </w:r>
+            <w:proofErr w:type="spellStart"/>
+            <w:r>
+              <w:t>hrs</w:t>
+            </w:r>
+            <w:proofErr w:type="spellEnd"/>
+            <w:r>
+              <w:t>)</w:t>
+            </w:r>
+          </w:p>
+        </w:tc>
+        <w:tc>
+          <w:tcPr>
+            <w:tcW w:w="1438" w:type="dxa"/>
+          </w:tcPr>
+          <w:p>
+            <w:r>
+              <w:t>10248</w:t>
+            </w:r>
+          </w:p>
+        </w:tc>
+        <w:tc>
+          <w:tcPr>
+            <w:tcW w:w="1439" w:type="dxa"/>
+          </w:tcPr>
+          <w:p>
+            <w:r>
+              <w:t>4125</w:t>
+            </w:r>
+          </w:p>
+        </w:tc>
+        <w:tc>
+          <w:tcPr>
+            <w:tcW w:w="1439" w:type="dxa"/>
+          </w:tcPr>
+          <w:p>
+            <w:r>
+              <w:t>40.25</w:t>
+            </w:r>
+          </w:p>
+        </w:tc>
+      </w:tr>
+      <w:tr>
+        <w:tc>
+          <w:tcPr>
+            <w:tcW w:w="1438" w:type="dxa"/>
+          </w:tcPr>
+          <w:p>
+            <w:r>
+              <w:t>Urban</w:t>
+            </w:r>
+          </w:p>
+        </w:tc>
+        <w:tc>
+          <w:tcPr>
+            <w:tcW w:w="1438" w:type="dxa"/>
+          </w:tcPr>
+          <w:p>
+            <w:r>
+              <w:t>High</w:t>
+            </w:r>
+          </w:p>
+        </w:tc>
+        <w:tc>
+          <w:tcPr>
+            <w:tcW w:w="1438" w:type="dxa"/>
+          </w:tcPr>
+          <w:p>
+            <w:r>
+              <w:t xml:space="preserve">Optimal (6-8 </w:t>
+            </w:r>
+            <w:proofErr w:type="spellStart"/>
+            <w:r>
+              <w:t>hrs</w:t>
+            </w:r>
+            <w:proofErr w:type="spellEnd"/>
+            <w:r>
+              <w:t>)</w:t>
+            </w:r>
+          </w:p>
+        </w:tc>
+        <w:tc>
+          <w:tcPr>
+            <w:tcW w:w="1438" w:type="dxa"/>
+          </w:tcPr>
+          <w:p>
+            <w:r>
+              <w:t>12138</w:t>
+            </w:r>
+          </w:p>
+        </w:tc>
+        <w:tc>
+          <w:tcPr>
+            <w:tcW w:w="1439" w:type="dxa"/>
+          </w:tcPr>
+          <w:p>
+            <w:r>
+              <w:t>4860</w:t>
+            </w:r>
+          </w:p>
+        </w:tc>
+        <w:tc>
+          <w:tcPr>
+            <w:tcW w:w="1439" w:type="dxa"/>
+          </w:tcPr>
+          <w:p>
+            <w:r>
+              <w:t>40.04</w:t>
+            </w:r>
+          </w:p>
+        </w:tc>
+      </w:tr>
+      <w:tr>
+        <w:tc>
+          <w:tcPr>
+            <w:tcW w:w="1438" w:type="dxa"/>
+          </w:tcPr>
+          <w:p>
+            <w:r>
+              <w:t>Urban</w:t>
+            </w:r>
+          </w:p>
+        </w:tc>
+        <w:tc>
+          <w:tcPr>
+            <w:tcW w:w="1438" w:type="dxa"/>
+          </w:tcPr>
+          <w:p>
+            <w:r>
+              <w:t>Low</w:t>
+            </w:r>
+          </w:p>
+        </w:tc>
+        <w:tc>
+          <w:tcPr>
+            <w:tcW w:w="1438" w:type="dxa"/>
+          </w:tcPr>
+          <w:p>
+            <w:r>
+              <w:t xml:space="preserve">Optimal (6-8 </w:t>
+            </w:r>
+            <w:proofErr w:type="spellStart"/>
+            <w:r>
+              <w:t>hrs</w:t>
+            </w:r>
+            <w:proofErr w:type="spellEnd"/>
+            <w:r>
+              <w:t>)</w:t>
+            </w:r>
+          </w:p>
+        </w:tc>
+        <w:tc>
+          <w:tcPr>
+            <w:tcW w:w="1438" w:type="dxa"/>
+          </w:tcPr>
+          <w:p>
+            <w:r>
+              <w:t>18000</w:t>
+            </w:r>
+          </w:p>
+        </w:tc>
+        <w:tc>
+          <w:tcPr>
+            <w:tcW w:w="1439" w:type="dxa"/>
+          </w:tcPr>
+          <w:p>
+            <w:r>
+              <w:t>7208</w:t>
+            </w:r>
+          </w:p>
+        </w:tc>
+        <w:tc>
+          <w:tcPr>
+            <w:tcW w:w="1439" w:type="dxa"/>
+          </w:tcPr>
+          <w:p>
+            <w:r>
+              <w:t>40.04</w:t>
+            </w:r>
+          </w:p>
+        </w:tc>
+      </w:tr>
+      <w:tr>
+        <w:tc>
+          <w:tcPr>
+            <w:tcW w:w="1438" w:type="dxa"/>
+          </w:tcPr>
+          <w:p>
+            <w:r>
+              <w:t>Urban</w:t>
+            </w:r>
+          </w:p>
+        </w:tc>
+        <w:tc>
+          <w:tcPr>
+            <w:tcW w:w="1438" w:type="dxa"/>
+          </w:tcPr>
+          <w:p>
+            <w:r>
+              <w:t>Moderate</w:t>
+            </w:r>
+          </w:p>
+        </w:tc>
+        <w:tc>
+          <w:tcPr>
+            <w:tcW w:w="1438" w:type="dxa"/>
+          </w:tcPr>
+          <w:p>
+            <w:r>
+              <w:t xml:space="preserve">Optimal (6-8 </w:t>
+            </w:r>
+            <w:proofErr w:type="spellStart"/>
+            <w:r>
+              <w:t>hrs</w:t>
+            </w:r>
+            <w:proofErr w:type="spellEnd"/>
+            <w:r>
+              <w:t>)</w:t>
+            </w:r>
+          </w:p>
+        </w:tc>
+        <w:tc>
+          <w:tcPr>
+            <w:tcW w:w="1438" w:type="dxa"/>
+          </w:tcPr>
+          <w:p>
+            <w:r>
+              <w:t>29857</w:t>
+            </w:r>
+          </w:p>
+        </w:tc>
+        <w:tc>
+          <w:tcPr>
+            <w:tcW w:w="1439" w:type="dxa"/>
+          </w:tcPr>
+          <w:p>
+            <w:r>
+              <w:t>11924</w:t>
+            </w:r>
+          </w:p>
+        </w:tc>
+        <w:tc>
+          <w:tcPr>
+            <w:tcW w:w="1439" w:type="dxa"/>
+          </w:tcPr>
+          <w:p>
+            <w:r>
+              <w:t>39.94</w:t>
+            </w:r>
+          </w:p>
+        </w:tc>
+      </w:tr>
+      <w:tr>
+        <w:tc>
+          <w:tcPr>
+            <w:tcW w:w="1438" w:type="dxa"/>
+          </w:tcPr>
+          <w:p>
+            <w:r>
+              <w:t>Urban</w:t>
+            </w:r>
+          </w:p>
+        </w:tc>
+        <w:tc>
+          <w:tcPr>
+            <w:tcW w:w="1438" w:type="dxa"/>
+          </w:tcPr>
+          <w:p>
+            <w:r>
+              <w:t>Moderate</w:t>
+            </w:r>
+          </w:p>
+        </w:tc>
+        <w:tc>
+          <w:tcPr>
+            <w:tcW w:w="1438" w:type="dxa"/>
+          </w:tcPr>
+          <w:p>
+            <w:r>
+              <w:t xml:space="preserve">Excessive (&gt;8 </w:t>
+            </w:r>
+            <w:proofErr w:type="spellStart"/>
+            <w:r>
+              <w:t>hrs</w:t>
+            </w:r>
+            <w:proofErr w:type="spellEnd"/>
+            <w:r>
+              <w:t>)</w:t>
+            </w:r>
+          </w:p>
+        </w:tc>
+        <w:tc>
+          <w:tcPr>
+            <w:tcW w:w="1438" w:type="dxa"/>
+          </w:tcPr>
+          <w:p>
+            <w:r>
+              <w:t>2554</w:t>
+            </w:r>
+          </w:p>
+        </w:tc>
+        <w:tc>
+          <w:tcPr>
+            <w:tcW w:w="1439" w:type="dxa"/>
+          </w:tcPr>
+          <w:p>
+            <w:r>
+              <w:t>1019</w:t>
+            </w:r>
+          </w:p>
+        </w:tc>
+        <w:tc>
+          <w:tcPr>
+            <w:tcW w:w="1439" w:type="dxa"/>
+          </w:tcPr>
+          <w:p>
+            <w:r>
+              <w:t>39.9</w:t>
+            </w:r>
+          </w:p>
+        </w:tc>
+      </w:tr>
+      <w:tr>
+        <w:tc>
+          <w:tcPr>
+            <w:tcW w:w="1438" w:type="dxa"/>
+          </w:tcPr>
+          <w:p>
+            <w:r>
+              <w:t>Rural</w:t>
+            </w:r>
+          </w:p>
+        </w:tc>
+        <w:tc>
+          <w:tcPr>
+            <w:tcW w:w="1438" w:type="dxa"/>
+          </w:tcPr>
+          <w:p>
+            <w:r>
+              <w:t>Low</w:t>
+            </w:r>
+          </w:p>
+        </w:tc>
+        <w:tc>
+          <w:tcPr>
+            <w:tcW w:w="1438" w:type="dxa"/>
+          </w:tcPr>
+          <w:p>
+            <w:r>
+              <w:t xml:space="preserve">Excessive (&gt;8 </w:t>
+            </w:r>
+            <w:proofErr w:type="spellStart"/>
+            <w:r>
+              <w:t>hrs</w:t>
+            </w:r>
+            <w:proofErr w:type="spellEnd"/>
+            <w:r>
+              <w:t>)</w:t>
+            </w:r>
+          </w:p>
+        </w:tc>
+        <w:tc>
+          <w:tcPr>
+            <w:tcW w:w="1438" w:type="dxa"/>
+          </w:tcPr>
+          <w:p>
+            <w:r>
+              <w:t>775</w:t>
+            </w:r>
+          </w:p>
+        </w:tc>
+        <w:tc>
+          <w:tcPr>
+            <w:tcW w:w="1439" w:type="dxa"/>
+          </w:tcPr>
+          <w:p>
+            <w:r>
+              <w:t>308</w:t>
+            </w:r>
+          </w:p>
+        </w:tc>
+        <w:tc>
+          <w:tcPr>
+            <w:tcW w:w="1439" w:type="dxa"/>
+          </w:tcPr>
+          <w:p>
+            <w:r>
+              <w:t>39.74</w:t>
+            </w:r>
+          </w:p>
+        </w:tc>
+      </w:tr>
+      <w:tr>
+        <w:tc>
+          <w:tcPr>
+            <w:tcW w:w="1438" w:type="dxa"/>
+          </w:tcPr>
+          <w:p>
+            <w:r>
+              <w:t>Rural</w:t>
+            </w:r>
+          </w:p>
+        </w:tc>
+        <w:tc>
+          <w:tcPr>
+            <w:tcW w:w="1438" w:type="dxa"/>
+          </w:tcPr>
+          <w:p>
+            <w:r>
+              <w:t>Low</w:t>
+            </w:r>
+          </w:p>
+        </w:tc>
+        <w:tc>
+          <w:tcPr>
+            <w:tcW w:w="1438" w:type="dxa"/>
+          </w:tcPr>
+          <w:p>
+            <w:r>
+              <w:t xml:space="preserve">Poor (&lt;6 </w:t>
+            </w:r>
+            <w:proofErr w:type="spellStart"/>
+            <w:r>
+              <w:t>hrs</w:t>
+            </w:r>
+            <w:proofErr w:type="spellEnd"/>
+            <w:r>
+              <w:t>)</w:t>
+            </w:r>
+          </w:p>
+        </w:tc>
+        <w:tc>
+          <w:tcPr>
+            <w:tcW w:w="1438" w:type="dxa"/>
+          </w:tcPr>
+          <w:p>
+            <w:r>
+              <w:t>6014</w:t>
+            </w:r>
+          </w:p>
+        </w:tc>
+        <w:tc>
+          <w:tcPr>
+            <w:tcW w:w="1439" w:type="dxa"/>
+          </w:tcPr>
+          <w:p>
+            <w:r>
+              <w:t>2389</w:t>
+            </w:r>
+          </w:p>
+        </w:tc>
+        <w:tc>
+          <w:tcPr>
+            <w:tcW w:w="1439" w:type="dxa"/>
+          </w:tcPr>
+          <w:p>
+            <w:r>
+              <w:t>39.72</w:t>
+            </w:r>
+          </w:p>
+        </w:tc>
+      </w:tr>
+      <w:tr>
+        <w:tc>
+          <w:tcPr>
+            <w:tcW w:w="1438" w:type="dxa"/>
+          </w:tcPr>
+          <w:p>
+            <w:r>
+              <w:lastRenderedPageBreak/>
+              <w:t>Urban</w:t>
+            </w:r>
+          </w:p>
+        </w:tc>
+        <w:tc>
+          <w:tcPr>
+            <w:tcW w:w="1438" w:type="dxa"/>
+          </w:tcPr>
+          <w:p>
+            <w:r>
+              <w:t>High</w:t>
+            </w:r>
+          </w:p>
+        </w:tc>
+        <w:tc>
+          <w:tcPr>
+            <w:tcW w:w="1438" w:type="dxa"/>
+          </w:tcPr>
+          <w:p>
+            <w:r>
+              <w:t xml:space="preserve">Poor (&lt;6 </w:t>
+            </w:r>
+            <w:proofErr w:type="spellStart"/>
+            <w:r>
+              <w:t>hrs</w:t>
+            </w:r>
+            <w:proofErr w:type="spellEnd"/>
+            <w:r>
+              <w:t>)</w:t>
+            </w:r>
+          </w:p>
+        </w:tc>
+        <w:tc>
+          <w:tcPr>
+            <w:tcW w:w="1438" w:type="dxa"/>
+          </w:tcPr>
+          <w:p>
+            <w:r>
+              <w:t>7591</w:t>
+            </w:r>
+          </w:p>
+        </w:tc>
+        <w:tc>
+          <w:tcPr>
+            <w:tcW w:w="1439" w:type="dxa"/>
+          </w:tcPr>
+          <w:p>
+            <w:r>
+              <w:t>3007</w:t>
+            </w:r>
+          </w:p>
+        </w:tc>
+        <w:tc>
+          <w:tcPr>
+            <w:tcW w:w="1439" w:type="dxa"/>
+          </w:tcPr>
+          <w:p>
+            <w:r>
+              <w:t>39.61</w:t>
+            </w:r>
+          </w:p>
+        </w:tc>
+      </w:tr>
+      <w:tr>
+        <w:tc>
+          <w:tcPr>
+            <w:tcW w:w="1438" w:type="dxa"/>
+          </w:tcPr>
+          <w:p>
+            <w:r>
+              <w:t>Urban</w:t>
+            </w:r>
+          </w:p>
+        </w:tc>
+        <w:tc>
+          <w:tcPr>
+            <w:tcW w:w="1438" w:type="dxa"/>
+          </w:tcPr>
+          <w:p>
+            <w:r>
+              <w:t>Low</w:t>
+            </w:r>
+          </w:p>
+        </w:tc>
+        <w:tc>
+          <w:tcPr>
+            <w:tcW w:w="1438" w:type="dxa"/>
+          </w:tcPr>
+          <w:p>
+            <w:r>
+              <w:t xml:space="preserve">Poor (&lt;6 </w:t>
+            </w:r>
+            <w:proofErr w:type="spellStart"/>
+            <w:r>
+              <w:t>hrs</w:t>
+            </w:r>
+            <w:proofErr w:type="spellEnd"/>
+            <w:r>
+              <w:t>)</w:t>
+            </w:r>
+          </w:p>
+        </w:tc>
+        <w:tc>
+          <w:tcPr>
+            <w:tcW w:w="1438" w:type="dxa"/>
+          </w:tcPr>
+          <w:p>
+            <w:r>
+              <w:t>11417</w:t>
+            </w:r>
+          </w:p>
+        </w:tc>
+        <w:tc>
+          <w:tcPr>
+            <w:tcW w:w="1439" w:type="dxa"/>
+          </w:tcPr>
+          <w:p>
+            <w:r>
+              <w:t>4453</w:t>
+            </w:r>
+          </w:p>
+        </w:tc>
+        <w:tc>
+          <w:tcPr>
+            <w:tcW w:w="1439" w:type="dxa"/>
+          </w:tcPr>
+          <w:p>
+            <w:r>
+              <w:t>39</w:t>
+            </w:r>
+          </w:p>
+        </w:tc>
+      </w:tr>
+      <w:tr>
+        <w:tc>
+          <w:tcPr>
+            <w:tcW w:w="1438" w:type="dxa"/>
+          </w:tcPr>
+          <w:p>
+            <w:r>
+              <w:t>Rural</w:t>
+            </w:r>
+          </w:p>
+        </w:tc>
+        <w:tc>
+          <w:tcPr>
+            <w:tcW w:w="1438" w:type="dxa"/>
+          </w:tcPr>
+          <w:p>
+            <w:r>
+              <w:t>High</w:t>
+            </w:r>
+          </w:p>
+        </w:tc>
+        <w:tc>
+          <w:tcPr>
+            <w:tcW w:w="1438" w:type="dxa"/>
+          </w:tcPr>
+          <w:p>
+            <w:r>
+              <w:t xml:space="preserve">Excessive (&gt;8 </w:t>
+            </w:r>
+            <w:proofErr w:type="spellStart"/>
+            <w:r>
+              <w:t>hrs</w:t>
+            </w:r>
+            <w:proofErr w:type="spellEnd"/>
+            <w:r>
+              <w:t>)</w:t>
+            </w:r>
+          </w:p>
+        </w:tc>
+        <w:tc>
+          <w:tcPr>
+            <w:tcW w:w="1438" w:type="dxa"/>
+          </w:tcPr>
+          <w:p>
+            <w:r>
+              <w:t>529</w:t>
+            </w:r>
+          </w:p>
+        </w:tc>
+        <w:tc>
+          <w:tcPr>
+            <w:tcW w:w="1439" w:type="dxa"/>
+          </w:tcPr>
+          <w:p>
+            <w:r>
+              <w:t>205</w:t>
+            </w:r>
+          </w:p>
+        </w:tc>
+        <w:tc>
+          <w:tcPr>
+            <w:tcW w:w="1439" w:type="dxa"/>
+          </w:tcPr>
+          <w:p>
+            <w:r>
+              <w:t>38.75</w:t>
+            </w:r>
+          </w:p>
+        </w:tc>
+      </w:tr>
+      <w:tr>
+        <w:tc>
+          <w:tcPr>
+            <w:tcW w:w="1438" w:type="dxa"/>
+          </w:tcPr>
+          <w:p>
+            <w:r>
+              <w:t>Urban</w:t>
+            </w:r>
+          </w:p>
+        </w:tc>
+        <w:tc>
+          <w:tcPr>
+            <w:tcW w:w="1438" w:type="dxa"/>
+          </w:tcPr>
+          <w:p>
+            <w:r>
+              <w:t>Low</w:t>
+            </w:r>
+          </w:p>
+        </w:tc>
+        <w:tc>
+          <w:tcPr>
+            <w:tcW w:w="1438" w:type="dxa"/>
+          </w:tcPr>
+          <w:p>
+            <w:r>
+              <w:t xml:space="preserve">Excessive (&gt;8 </w:t>
+            </w:r>
+            <w:proofErr w:type="spellStart"/>
+            <w:r>
+              <w:t>hrs</w:t>
+            </w:r>
+            <w:proofErr w:type="spellEnd"/>
+            <w:r>
+              <w:t>)</w:t>
+            </w:r>
+          </w:p>
+        </w:tc>
+        <w:tc>
+          <w:tcPr>
+            <w:tcW w:w="1438" w:type="dxa"/>
+          </w:tcPr>
+          <w:p>
+            <w:r>
+              <w:t>1460</w:t>
+            </w:r>
+          </w:p>
+        </w:tc>
+        <w:tc>
+          <w:tcPr>
+            <w:tcW w:w="1439" w:type="dxa"/>
+          </w:tcPr>
+          <w:p>
+            <w:r>
+              <w:t>560</w:t>
+            </w:r>
+          </w:p>
+        </w:tc>
+        <w:tc>
+          <w:tcPr>
+            <w:tcW w:w="1439" w:type="dxa"/>
+          </w:tcPr>
+          <w:p>
+            <w:r>
+              <w:t>38.36</w:t>
+            </w:r>
+          </w:p>
+        </w:tc>
+      </w:tr>
+      <w:tr>
+        <w:tc>
+          <w:tcPr>
+            <w:tcW w:w="1438" w:type="dxa"/>
+          </w:tcPr>
+          <w:p>
+            <w:r>
+              <w:t>Urban</w:t>
+            </w:r>
+          </w:p>
+        </w:tc>
+        <w:tc>
+          <w:tcPr>
+            <w:tcW w:w="1438" w:type="dxa"/>
+          </w:tcPr>
+          <w:p>
+            <w:r>
+              <w:t>High</w:t>
+            </w:r>
+          </w:p>
+        </w:tc>
+        <w:tc>
+          <w:tcPr>
+            <w:tcW w:w="1438" w:type="dxa"/>
+          </w:tcPr>
+          <w:p>
+            <w:r>
+              <w:t xml:space="preserve">Excessive (&gt;8 </w:t>
+            </w:r>
+            <w:proofErr w:type="spellStart"/>
+            <w:r>
+              <w:t>hrs</w:t>
+            </w:r>
+            <w:proofErr w:type="spellEnd"/>
+            <w:r>
+              <w:t>)</w:t>
+            </w:r>
+          </w:p>
+        </w:tc>
+        <w:tc>
+          <w:tcPr>
+            <w:tcW w:w="1438" w:type="dxa"/>
+          </w:tcPr>
+          <w:p>
+            <w:r>
+              <w:t>983</w:t>
+            </w:r>
+          </w:p>
+        </w:tc>
+        <w:tc>
+          <w:tcPr>
+            <w:tcW w:w="1439" w:type="dxa"/>
+          </w:tcPr>
+          <w:p>
+            <w:r>
+              <w:t>374</w:t>
+            </w:r>
+          </w:p>
+        </w:tc>
+        <w:tc>
+          <w:tcPr>
+            <w:tcW w:w="1439" w:type="dxa"/>
+          </w:tcPr>
+          <w:p>
+            <w:r>
+              <w:t>38.05</w:t>
+            </w:r>
+          </w:p>
+        </w:tc>
+      </w:tr>
+    </w:tbl>
+    <w:p>
+      <w:pPr>
+        <w:pStyle w:val="Heading2"/>
+      </w:pPr>
+      <w:r>
+        <w:t>Insight:</w:t>
+      </w:r>
+    </w:p>
+    <w:p>
+      <w:r>
+        <w:t>Environmental exposure and sleep duration showed modest differences in heart attack incidence across patient groups. Although certain environmental and sleep combinations demonstrated slightly higher risk, the overall variation remained limited, suggesting these factors may contribute to cardiovascular risk without acting as primary standalone predictors.</w:t>
+      </w:r>
+    </w:p>
+    <w:p/>
+    <w:p>
+      <w:pPr>
+        <w:pStyle w:val="Heading1"/>
+      </w:pPr>
+      <w:r>
+        <w:t>10</w:t>
+      </w:r>
+      <w:r>
+        <w:t>. Blood Pressure Risk Profiling</w:t>
+      </w:r>
+    </w:p>
+    <w:tbl>
+      <w:tblPr>
+        <w:tblStyle w:val="TableGrid"/>
+        <w:tblW w:w="0" w:type="auto"/>
+        <w:tblLook w:val="04A0" w:firstRow="1" w:lastRow="0" w:firstColumn="1" w:lastColumn="0" w:noHBand="0" w:noVBand="1"/>
+      </w:tblPr>
+      <w:tblGrid>
+        <w:gridCol w:w="1623"/>
+        <w:gridCol w:w="1667"/>
+        <w:gridCol w:w="1616"/>
+        <w:gridCol w:w="2015"/>
+        <w:gridCol w:w="1709"/>
+      </w:tblGrid>
+      <w:tr>
+        <w:tc>
+          <w:tcPr>
+            <w:tcW w:w="1726" w:type="dxa"/>
+            <w:shd w:val="clear" w:color="auto" w:fill="8DB3E2" w:themeFill="text2" w:themeFillTint="66"/>
+          </w:tcPr>
+          <w:p>
+            <w:proofErr w:type="spellStart"/>
+            <w:r>
+              <w:t>systolic_status</w:t>
+            </w:r>
+            <w:proofErr w:type="spellEnd"/>
+          </w:p>
+        </w:tc>
+        <w:tc>
+          <w:tcPr>
+            <w:tcW w:w="1726" w:type="dxa"/>
+            <w:shd w:val="clear" w:color="auto" w:fill="8DB3E2" w:themeFill="text2" w:themeFillTint="66"/>
+          </w:tcPr>
+          <w:p>
+            <w:proofErr w:type="spellStart"/>
+            <w:r>
+              <w:t>diastolic_status</w:t>
+            </w:r>
+            <w:proofErr w:type="spellEnd"/>
+          </w:p>
+        </w:tc>
+        <w:tc>
+          <w:tcPr>
+            <w:tcW w:w="1726" w:type="dxa"/>
+            <w:shd w:val="clear" w:color="auto" w:fill="8DB3E2" w:themeFill="text2" w:themeFillTint="66"/>
+          </w:tcPr>
+          <w:p>
+            <w:proofErr w:type="spellStart"/>
+            <w:r>
+              <w:t>Total_Patients</w:t>
+            </w:r>
+            <w:proofErr w:type="spellEnd"/>
+          </w:p>
+        </w:tc>
+        <w:tc>
+          <w:tcPr>
+            <w:tcW w:w="1726" w:type="dxa"/>
+            <w:shd w:val="clear" w:color="auto" w:fill="8DB3E2" w:themeFill="text2" w:themeFillTint="66"/>
+          </w:tcPr>
+          <w:p>
+            <w:proofErr w:type="spellStart"/>
+            <w:r>
+              <w:t>Heart_Attack_Cases</w:t>
+            </w:r>
+            <w:proofErr w:type="spellEnd"/>
+          </w:p>
+        </w:tc>
+        <w:tc>
+          <w:tcPr>
+            <w:tcW w:w="1726" w:type="dxa"/>
+            <w:shd w:val="clear" w:color="auto" w:fill="8DB3E2" w:themeFill="text2" w:themeFillTint="66"/>
+          </w:tcPr>
+          <w:p>
+            <w:proofErr w:type="spellStart"/>
+            <w:r>
+              <w:t>Risk_Percentage</w:t>
+            </w:r>
+            <w:proofErr w:type="spellEnd"/>
+          </w:p>
+        </w:tc>
+      </w:tr>
+      <w:tr>
+        <w:tc>
+          <w:tcPr>
+            <w:tcW w:w="1726" w:type="dxa"/>
+          </w:tcPr>
+          <w:p>
+            <w:r>
+              <w:t>High Systolic (&gt;140)</w:t>
+            </w:r>
+          </w:p>
+        </w:tc>
+        <w:tc>
+          <w:tcPr>
+            <w:tcW w:w="1726" w:type="dxa"/>
+          </w:tcPr>
+          <w:p>
+            <w:r>
+              <w:t>High Diastolic (&gt;90)</w:t>
+            </w:r>
+          </w:p>
+        </w:tc>
+        <w:tc>
+          <w:tcPr>
+            <w:tcW w:w="1726" w:type="dxa"/>
+          </w:tcPr>
+          <w:p>
+            <w:r>
+              <w:t>5007</w:t>
+            </w:r>
+          </w:p>
+        </w:tc>
+        <w:tc>
+          <w:tcPr>
+            <w:tcW w:w="1726" w:type="dxa"/>
+          </w:tcPr>
+          <w:p>
+            <w:r>
+              <w:t>2045</w:t>
+            </w:r>
+          </w:p>
+        </w:tc>
+        <w:tc>
+          <w:tcPr>
+            <w:tcW w:w="1726" w:type="dxa"/>
+          </w:tcPr>
+          <w:p>
+            <w:r>
+              <w:t>40.84</w:t>
+            </w:r>
+          </w:p>
+        </w:tc>
+      </w:tr>
+      <w:tr>
+        <w:tc>
+          <w:tcPr>
+            <w:tcW w:w="1726" w:type="dxa"/>
+          </w:tcPr>
+          <w:p>
+            <w:r>
+              <w:t>Normal Systolic</w:t>
+            </w:r>
+          </w:p>
+        </w:tc>
+        <w:tc>
+          <w:tcPr>
+            <w:tcW w:w="1726" w:type="dxa"/>
+          </w:tcPr>
+          <w:p>
+            <w:r>
+              <w:t>Normal Diastolic</w:t>
+            </w:r>
+          </w:p>
+        </w:tc>
+        <w:tc>
+          <w:tcPr>
+            <w:tcW w:w="1726" w:type="dxa"/>
+          </w:tcPr>
+          <w:p>
+            <w:r>
+              <w:t>105152</w:t>
+            </w:r>
+          </w:p>
+        </w:tc>
+        <w:tc>
+          <w:tcPr>
+            <w:tcW w:w="1726" w:type="dxa"/>
+          </w:tcPr>
+          <w:p>
+            <w:r>
+              <w:t>42188</w:t>
+            </w:r>
+          </w:p>
+        </w:tc>
+        <w:tc>
+          <w:tcPr>
+            <w:tcW w:w="1726" w:type="dxa"/>
+          </w:tcPr>
+          <w:p>
+            <w:r>
+              <w:t>40.12</w:t>
+            </w:r>
+          </w:p>
+        </w:tc>
+      </w:tr>
+      <w:tr>
+        <w:tc>
+          <w:tcPr>
+            <w:tcW w:w="1726" w:type="dxa"/>
+          </w:tcPr>
+          <w:p>
+            <w:r>
+              <w:t>Normal Systolic</w:t>
+            </w:r>
+          </w:p>
+        </w:tc>
+        <w:tc>
+          <w:tcPr>
+            <w:tcW w:w="1726" w:type="dxa"/>
+          </w:tcPr>
+          <w:p>
+            <w:r>
+              <w:t>High Diastolic (&gt;90)</w:t>
+            </w:r>
+          </w:p>
+        </w:tc>
+        <w:tc>
+          <w:tcPr>
+            <w:tcW w:w="1726" w:type="dxa"/>
+          </w:tcPr>
+          <w:p>
+            <w:r>
+              <w:t>16403</w:t>
+            </w:r>
+          </w:p>
+        </w:tc>
+        <w:tc>
+          <w:tcPr>
+            <w:tcW w:w="1726" w:type="dxa"/>
+          </w:tcPr>
+          <w:p>
+            <w:r>
+              <w:t>6579</w:t>
+            </w:r>
+          </w:p>
+        </w:tc>
+        <w:tc>
+          <w:tcPr>
+            <w:tcW w:w="1726" w:type="dxa"/>
+          </w:tcPr>
+          <w:p>
+            <w:r>
+              <w:t>40.11</w:t>
+            </w:r>
+          </w:p>
+        </w:tc>
+      </w:tr>
+      <w:tr>
+        <w:tc>
+          <w:tcPr>
+            <w:tcW w:w="1726" w:type="dxa"/>
+          </w:tcPr>
+          <w:p>
+            <w:r>
+              <w:t>High Systolic (&gt;140)</w:t>
+            </w:r>
+          </w:p>
+        </w:tc>
+        <w:tc>
+          <w:tcPr>
+            <w:tcW w:w="1726" w:type="dxa"/>
+          </w:tcPr>
+          <w:p>
+            <w:r>
+              <w:t>Normal Diastolic</w:t>
+            </w:r>
+          </w:p>
+        </w:tc>
+        <w:tc>
+          <w:tcPr>
+            <w:tcW w:w="1726" w:type="dxa"/>
+          </w:tcPr>
+          <w:p>
+            <w:r>
+              <w:t>31793</w:t>
+            </w:r>
+          </w:p>
+        </w:tc>
+        <w:tc>
+          <w:tcPr>
+            <w:tcW w:w="1726" w:type="dxa"/>
+          </w:tcPr>
+          <w:p>
+            <w:r>
+              <w:t>12689</w:t>
+            </w:r>
+          </w:p>
+        </w:tc>
+        <w:tc>
+          <w:tcPr>
+            <w:tcW w:w="1726" w:type="dxa"/>
+          </w:tcPr>
+          <w:p>
+            <w:r>
+              <w:t>39.91</w:t>
+            </w:r>
+          </w:p>
+        </w:tc>
+      </w:tr>
+    </w:tbl>
+    <w:p>
+      <w:pPr>
+        <w:pStyle w:val="Heading2"/>
+      </w:pPr>
+      <w:r>
+        <w:t>Insight:</w:t>
+      </w:r>
+    </w:p>
+    <w:p>
+      <w:r>
+        <w:t>Patients with both elevated systolic and diastolic blood pressure exhibited only a slightly higher heart attack incidence compared with other blood pressure categories. This suggests that blood pressure measurements alone were not strong discriminators of cardiovascular events within this dataset.</w:t>
+      </w:r>
+    </w:p>
+    <w:p/>
+    <w:p/>
+    <w:p>
+      <w:pPr>
+        <w:pStyle w:val="Heading1"/>
+      </w:pPr>
+      <w:r>
+        <w:t>11</w:t>
+      </w:r>
+      <w:r>
+        <w:t>. Physical Activity &amp; Lifestyle Behavior</w:t>
+      </w:r>
+    </w:p>
+    <w:tbl>
+      <w:tblPr>
+        <w:tblStyle w:val="TableGrid"/>
+        <w:tblW w:w="0" w:type="auto"/>
+        <w:tblLook w:val="04A0" w:firstRow="1" w:lastRow="0" w:firstColumn="1" w:lastColumn="0" w:noHBand="0" w:noVBand="1"/>
+      </w:tblPr>
+      <w:tblGrid>
+        <w:gridCol w:w="1382"/>
+        <w:gridCol w:w="1237"/>
+        <w:gridCol w:w="1745"/>
+        <w:gridCol w:w="1239"/>
+        <w:gridCol w:w="1641"/>
+        <w:gridCol w:w="1386"/>
+      </w:tblGrid>
+      <w:tr>
+        <w:tc>
+          <w:tcPr>
+            <w:tcW w:w="1438" w:type="dxa"/>
+            <w:shd w:val="clear" w:color="auto" w:fill="8DB3E2" w:themeFill="text2" w:themeFillTint="66"/>
+          </w:tcPr>
+          <w:p>
+            <w:proofErr w:type="spellStart"/>
+            <w:r>
+              <w:t>physical_activity</w:t>
+            </w:r>
+            <w:proofErr w:type="spellEnd"/>
+          </w:p>
+        </w:tc>
+        <w:tc>
+          <w:tcPr>
+            <w:tcW w:w="1438" w:type="dxa"/>
+            <w:shd w:val="clear" w:color="auto" w:fill="8DB3E2" w:themeFill="text2" w:themeFillTint="66"/>
+          </w:tcPr>
+          <w:p>
+            <w:proofErr w:type="spellStart"/>
+            <w:r>
+              <w:t>dietary_habits</w:t>
+            </w:r>
+            <w:proofErr w:type="spellEnd"/>
+          </w:p>
+        </w:tc>
+        <w:tc>
+          <w:tcPr>
+            <w:tcW w:w="1438" w:type="dxa"/>
+            <w:shd w:val="clear" w:color="auto" w:fill="8DB3E2" w:themeFill="text2" w:themeFillTint="66"/>
+          </w:tcPr>
+          <w:p>
+            <w:proofErr w:type="spellStart"/>
+            <w:r>
+              <w:t>alcohol_consumption</w:t>
+            </w:r>
+            <w:proofErr w:type="spellEnd"/>
+          </w:p>
+        </w:tc>
+        <w:tc>
+          <w:tcPr>
+            <w:tcW w:w="1438" w:type="dxa"/>
+            <w:shd w:val="clear" w:color="auto" w:fill="8DB3E2" w:themeFill="text2" w:themeFillTint="66"/>
+          </w:tcPr>
+          <w:p>
+            <w:proofErr w:type="spellStart"/>
+            <w:r>
+              <w:t>Total_Patients</w:t>
+            </w:r>
+            <w:proofErr w:type="spellEnd"/>
+          </w:p>
+        </w:tc>
+        <w:tc>
+          <w:tcPr>
+            <w:tcW w:w="1439" w:type="dxa"/>
+            <w:shd w:val="clear" w:color="auto" w:fill="8DB3E2" w:themeFill="text2" w:themeFillTint="66"/>
+          </w:tcPr>
+          <w:p>
+            <w:proofErr w:type="spellStart"/>
+            <w:r>
+              <w:t>Heart_Attack_Cases</w:t>
+            </w:r>
+            <w:proofErr w:type="spellEnd"/>
+          </w:p>
+        </w:tc>
+        <w:tc>
+          <w:tcPr>
+            <w:tcW w:w="1439" w:type="dxa"/>
+            <w:shd w:val="clear" w:color="auto" w:fill="8DB3E2" w:themeFill="text2" w:themeFillTint="66"/>
+          </w:tcPr>
+          <w:p>
+            <w:proofErr w:type="spellStart"/>
+            <w:r>
+              <w:t>Risk_Percentage</w:t>
+            </w:r>
+            <w:proofErr w:type="spellEnd"/>
+          </w:p>
+        </w:tc>
+      </w:tr>
+      <w:tr>
+        <w:tc>
+          <w:tcPr>
+            <w:tcW w:w="1438" w:type="dxa"/>
+          </w:tcPr>
+          <w:p>
+            <w:r>
+              <w:t>Moderate</w:t>
+            </w:r>
+          </w:p>
+        </w:tc>
+        <w:tc>
+          <w:tcPr>
+            <w:tcW w:w="1438" w:type="dxa"/>
+          </w:tcPr>
+          <w:p>
+            <w:r>
+              <w:t>Healthy</w:t>
+            </w:r>
+          </w:p>
+        </w:tc>
+        <w:tc>
+          <w:tcPr>
+            <w:tcW w:w="1438" w:type="dxa"/>
+          </w:tcPr>
+          <w:p>
+            <w:r>
+              <w:t>High</w:t>
+            </w:r>
+          </w:p>
+        </w:tc>
+        <w:tc>
+          <w:tcPr>
+            <w:tcW w:w="1438" w:type="dxa"/>
+          </w:tcPr>
+          <w:p>
+            <w:r>
+              <w:t>2478</w:t>
+            </w:r>
+          </w:p>
+        </w:tc>
+        <w:tc>
+          <w:tcPr>
+            <w:tcW w:w="1439" w:type="dxa"/>
+          </w:tcPr>
+          <w:p>
+            <w:r>
+              <w:t>1054</w:t>
+            </w:r>
+          </w:p>
+        </w:tc>
+        <w:tc>
+          <w:tcPr>
+            <w:tcW w:w="1439" w:type="dxa"/>
+          </w:tcPr>
+          <w:p>
+            <w:r>
+              <w:t>42.53</w:t>
+            </w:r>
+          </w:p>
+        </w:tc>
+      </w:tr>
+      <w:tr>
+        <w:tc>
+          <w:tcPr>
+            <w:tcW w:w="1438" w:type="dxa"/>
+          </w:tcPr>
+          <w:p>
+            <w:r>
+              <w:t>High</w:t>
+            </w:r>
+          </w:p>
+        </w:tc>
+        <w:tc>
+          <w:tcPr>
+            <w:tcW w:w="1438" w:type="dxa"/>
+          </w:tcPr>
+          <w:p>
+            <w:r>
+              <w:t>Healthy</w:t>
+            </w:r>
+          </w:p>
+        </w:tc>
+        <w:tc>
+          <w:tcPr>
+            <w:tcW w:w="1438" w:type="dxa"/>
+          </w:tcPr>
+          <w:p>
+            <w:r>
+              <w:t>High</w:t>
+            </w:r>
+          </w:p>
+        </w:tc>
+        <w:tc>
+          <w:tcPr>
+            <w:tcW w:w="1438" w:type="dxa"/>
+          </w:tcPr>
+          <w:p>
+            <w:r>
+              <w:t>1244</w:t>
+            </w:r>
+          </w:p>
+        </w:tc>
+        <w:tc>
+          <w:tcPr>
+            <w:tcW w:w="1439" w:type="dxa"/>
+          </w:tcPr>
+          <w:p>
+            <w:r>
+              <w:t>513</w:t>
+            </w:r>
+          </w:p>
+        </w:tc>
+        <w:tc>
+          <w:tcPr>
+            <w:tcW w:w="1439" w:type="dxa"/>
+          </w:tcPr>
+          <w:p>
+            <w:r>
+              <w:t>41.24</w:t>
+            </w:r>
+          </w:p>
+        </w:tc>
+      </w:tr>
+      <w:tr>
+        <w:tc>
+          <w:tcPr>
+            <w:tcW w:w="1438" w:type="dxa"/>
+          </w:tcPr>
+          <w:p>
+            <w:r>
+              <w:t>High</w:t>
+            </w:r>
+          </w:p>
+        </w:tc>
+        <w:tc>
+          <w:tcPr>
+            <w:tcW w:w="1438" w:type="dxa"/>
+          </w:tcPr>
+          <w:p>
+            <w:r>
+              <w:t>Healthy</w:t>
+            </w:r>
+          </w:p>
+        </w:tc>
+        <w:tc>
+          <w:tcPr>
+            <w:tcW w:w="1438" w:type="dxa"/>
+          </w:tcPr>
+          <w:p>
+            <w:r>
+              <w:t>None</w:t>
+            </w:r>
+          </w:p>
+        </w:tc>
+        <w:tc>
+          <w:tcPr>
+            <w:tcW w:w="1438" w:type="dxa"/>
+          </w:tcPr>
+          <w:p>
+            <w:r>
+              <w:t>7602</w:t>
+            </w:r>
+          </w:p>
+        </w:tc>
+        <w:tc>
+          <w:tcPr>
+            <w:tcW w:w="1439" w:type="dxa"/>
+          </w:tcPr>
+          <w:p>
+            <w:r>
+              <w:t>3126</w:t>
+            </w:r>
+          </w:p>
+        </w:tc>
+        <w:tc>
+          <w:tcPr>
+            <w:tcW w:w="1439" w:type="dxa"/>
+          </w:tcPr>
+          <w:p>
+            <w:r>
+              <w:t>41.12</w:t>
+            </w:r>
+          </w:p>
+        </w:tc>
+      </w:tr>
+      <w:tr>
+        <w:tc>
+          <w:tcPr>
+            <w:tcW w:w="1438" w:type="dxa"/>
+          </w:tcPr>
+          <w:p>
+            <w:r>
+              <w:lastRenderedPageBreak/>
+              <w:t>High</w:t>
+            </w:r>
+          </w:p>
+        </w:tc>
+        <w:tc>
+          <w:tcPr>
+            <w:tcW w:w="1438" w:type="dxa"/>
+          </w:tcPr>
+          <w:p>
+            <w:r>
+              <w:t>Unhealthy</w:t>
+            </w:r>
+          </w:p>
+        </w:tc>
+        <w:tc>
+          <w:tcPr>
+            <w:tcW w:w="1438" w:type="dxa"/>
+          </w:tcPr>
+          <w:p>
+            <w:r>
+              <w:t>High</w:t>
+            </w:r>
+          </w:p>
+        </w:tc>
+        <w:tc>
+          <w:tcPr>
+            <w:tcW w:w="1438" w:type="dxa"/>
+          </w:tcPr>
+          <w:p>
+            <w:r>
+              <w:t>1927</w:t>
+            </w:r>
+          </w:p>
+        </w:tc>
+        <w:tc>
+          <w:tcPr>
+            <w:tcW w:w="1439" w:type="dxa"/>
+          </w:tcPr>
+          <w:p>
+            <w:r>
+              <w:t>792</w:t>
+            </w:r>
+          </w:p>
+        </w:tc>
+        <w:tc>
+          <w:tcPr>
+            <w:tcW w:w="1439" w:type="dxa"/>
+          </w:tcPr>
+          <w:p>
+            <w:r>
+              <w:t>41.1</w:t>
+            </w:r>
+          </w:p>
+        </w:tc>
+      </w:tr>
+      <w:tr>
+        <w:tc>
+          <w:tcPr>
+            <w:tcW w:w="1438" w:type="dxa"/>
+          </w:tcPr>
+          <w:p>
+            <w:r>
+              <w:t>High</w:t>
+            </w:r>
+          </w:p>
+        </w:tc>
+        <w:tc>
+          <w:tcPr>
+            <w:tcW w:w="1438" w:type="dxa"/>
+          </w:tcPr>
+          <w:p>
+            <w:r>
+              <w:t>Healthy</w:t>
+            </w:r>
+          </w:p>
+        </w:tc>
+        <w:tc>
+          <w:tcPr>
+            <w:tcW w:w="1438" w:type="dxa"/>
+          </w:tcPr>
+          <w:p>
+            <w:r>
+              <w:t>Moderate</w:t>
+            </w:r>
+          </w:p>
+        </w:tc>
+        <w:tc>
+          <w:tcPr>
+            <w:tcW w:w="1438" w:type="dxa"/>
+          </w:tcPr>
+          <w:p>
+            <w:r>
+              <w:t>3893</w:t>
+            </w:r>
+          </w:p>
+        </w:tc>
+        <w:tc>
+          <w:tcPr>
+            <w:tcW w:w="1439" w:type="dxa"/>
+          </w:tcPr>
+          <w:p>
+            <w:r>
+              <w:t>1599</w:t>
+            </w:r>
+          </w:p>
+        </w:tc>
+        <w:tc>
+          <w:tcPr>
+            <w:tcW w:w="1439" w:type="dxa"/>
+          </w:tcPr>
+          <w:p>
+            <w:r>
+              <w:t>41.07</w:t>
+            </w:r>
+          </w:p>
+        </w:tc>
+      </w:tr>
+      <w:tr>
+        <w:tc>
+          <w:tcPr>
+            <w:tcW w:w="1438" w:type="dxa"/>
+          </w:tcPr>
+          <w:p>
+            <w:r>
+              <w:t>Moderate</w:t>
+            </w:r>
+          </w:p>
+        </w:tc>
+        <w:tc>
+          <w:tcPr>
+            <w:tcW w:w="1438" w:type="dxa"/>
+          </w:tcPr>
+          <w:p>
+            <w:r>
+              <w:t>Healthy</w:t>
+            </w:r>
+          </w:p>
+        </w:tc>
+        <w:tc>
+          <w:tcPr>
+            <w:tcW w:w="1438" w:type="dxa"/>
+          </w:tcPr>
+          <w:p>
+            <w:r>
+              <w:t>Moderate</w:t>
+            </w:r>
+          </w:p>
+        </w:tc>
+        <w:tc>
+          <w:tcPr>
+            <w:tcW w:w="1438" w:type="dxa"/>
+          </w:tcPr>
+          <w:p>
+            <w:r>
+              <w:t>7659</w:t>
+            </w:r>
+          </w:p>
+        </w:tc>
+        <w:tc>
+          <w:tcPr>
+            <w:tcW w:w="1439" w:type="dxa"/>
+          </w:tcPr>
+          <w:p>
+            <w:r>
+              <w:t>3114</w:t>
+            </w:r>
+          </w:p>
+        </w:tc>
+        <w:tc>
+          <w:tcPr>
+            <w:tcW w:w="1439" w:type="dxa"/>
+          </w:tcPr>
+          <w:p>
+            <w:r>
+              <w:t>40.66</w:t>
+            </w:r>
+          </w:p>
+        </w:tc>
+      </w:tr>
+      <w:tr>
+        <w:tc>
+          <w:tcPr>
+            <w:tcW w:w="1438" w:type="dxa"/>
+          </w:tcPr>
+          <w:p>
+            <w:r>
+              <w:t>Moderate</w:t>
+            </w:r>
+          </w:p>
+        </w:tc>
+        <w:tc>
+          <w:tcPr>
+            <w:tcW w:w="1438" w:type="dxa"/>
+          </w:tcPr>
+          <w:p>
+            <w:r>
+              <w:t>Unhealthy</w:t>
+            </w:r>
+          </w:p>
+        </w:tc>
+        <w:tc>
+          <w:tcPr>
+            <w:tcW w:w="1438" w:type="dxa"/>
+          </w:tcPr>
+          <w:p>
+            <w:r>
+              <w:t>High</w:t>
+            </w:r>
+          </w:p>
+        </w:tc>
+        <w:tc>
+          <w:tcPr>
+            <w:tcW w:w="1438" w:type="dxa"/>
+          </w:tcPr>
+          <w:p>
+            <w:r>
+              <w:t>3839</w:t>
+            </w:r>
+          </w:p>
+        </w:tc>
+        <w:tc>
+          <w:tcPr>
+            <w:tcW w:w="1439" w:type="dxa"/>
+          </w:tcPr>
+          <w:p>
+            <w:r>
+              <w:t>1560</w:t>
+            </w:r>
+          </w:p>
+        </w:tc>
+        <w:tc>
+          <w:tcPr>
+            <w:tcW w:w="1439" w:type="dxa"/>
+          </w:tcPr>
+          <w:p>
+            <w:r>
+              <w:t>40.64</w:t>
+            </w:r>
+          </w:p>
+        </w:tc>
+      </w:tr>
+      <w:tr>
+        <w:tc>
+          <w:tcPr>
+            <w:tcW w:w="1438" w:type="dxa"/>
+          </w:tcPr>
+          <w:p>
+            <w:r>
+              <w:t>Moderate</w:t>
+            </w:r>
+          </w:p>
+        </w:tc>
+        <w:tc>
+          <w:tcPr>
+            <w:tcW w:w="1438" w:type="dxa"/>
+          </w:tcPr>
+          <w:p>
+            <w:r>
+              <w:t>Unhealthy</w:t>
+            </w:r>
+          </w:p>
+        </w:tc>
+        <w:tc>
+          <w:tcPr>
+            <w:tcW w:w="1438" w:type="dxa"/>
+          </w:tcPr>
+          <w:p>
+            <w:r>
+              <w:t>Moderate</w:t>
+            </w:r>
+          </w:p>
+        </w:tc>
+        <w:tc>
+          <w:tcPr>
+            <w:tcW w:w="1438" w:type="dxa"/>
+          </w:tcPr>
+          <w:p>
+            <w:r>
+              <w:t>11327</w:t>
+            </w:r>
+          </w:p>
+        </w:tc>
+        <w:tc>
+          <w:tcPr>
+            <w:tcW w:w="1439" w:type="dxa"/>
+          </w:tcPr>
+          <w:p>
+            <w:r>
+              <w:t>4589</w:t>
+            </w:r>
+          </w:p>
+        </w:tc>
+        <w:tc>
+          <w:tcPr>
+            <w:tcW w:w="1439" w:type="dxa"/>
+          </w:tcPr>
+          <w:p>
+            <w:r>
+              <w:t>40.51</w:t>
+            </w:r>
+          </w:p>
+        </w:tc>
+      </w:tr>
+      <w:tr>
+        <w:tc>
+          <w:tcPr>
+            <w:tcW w:w="1438" w:type="dxa"/>
+          </w:tcPr>
+          <w:p>
+            <w:r>
+              <w:t>Low</w:t>
+            </w:r>
+          </w:p>
+        </w:tc>
+        <w:tc>
+          <w:tcPr>
+            <w:tcW w:w="1438" w:type="dxa"/>
+          </w:tcPr>
+          <w:p>
+            <w:r>
+              <w:t>Unhealthy</w:t>
+            </w:r>
+          </w:p>
+        </w:tc>
+        <w:tc>
+          <w:tcPr>
+            <w:tcW w:w="1438" w:type="dxa"/>
+          </w:tcPr>
+          <w:p>
+            <w:r>
+              <w:t>High</w:t>
+            </w:r>
+          </w:p>
+        </w:tc>
+        <w:tc>
+          <w:tcPr>
+            <w:tcW w:w="1438" w:type="dxa"/>
+          </w:tcPr>
+          <w:p>
+            <w:r>
+              <w:t>3718</w:t>
+            </w:r>
+          </w:p>
+        </w:tc>
+        <w:tc>
+          <w:tcPr>
+            <w:tcW w:w="1439" w:type="dxa"/>
+          </w:tcPr>
+          <w:p>
+            <w:r>
+              <w:t>1504</w:t>
+            </w:r>
+          </w:p>
+        </w:tc>
+        <w:tc>
+          <w:tcPr>
+            <w:tcW w:w="1439" w:type="dxa"/>
+          </w:tcPr>
+          <w:p>
+            <w:r>
+              <w:t>40.45</w:t>
+            </w:r>
+          </w:p>
+        </w:tc>
+      </w:tr>
+      <w:tr>
+        <w:tc>
+          <w:tcPr>
+            <w:tcW w:w="1438" w:type="dxa"/>
+          </w:tcPr>
+          <w:p>
+            <w:r>
+              <w:t>Low</w:t>
+            </w:r>
+          </w:p>
+        </w:tc>
+        <w:tc>
+          <w:tcPr>
+            <w:tcW w:w="1438" w:type="dxa"/>
+          </w:tcPr>
+          <w:p>
+            <w:r>
+              <w:t>Healthy</w:t>
+            </w:r>
+          </w:p>
+        </w:tc>
+        <w:tc>
+          <w:tcPr>
+            <w:tcW w:w="1438" w:type="dxa"/>
+          </w:tcPr>
+          <w:p>
+            <w:r>
+              <w:t>Moderate</w:t>
+            </w:r>
+          </w:p>
+        </w:tc>
+        <w:tc>
+          <w:tcPr>
+            <w:tcW w:w="1438" w:type="dxa"/>
+          </w:tcPr>
+          <w:p>
+            <w:r>
+              <w:t>7590</w:t>
+            </w:r>
+          </w:p>
+        </w:tc>
+        <w:tc>
+          <w:tcPr>
+            <w:tcW w:w="1439" w:type="dxa"/>
+          </w:tcPr>
+          <w:p>
+            <w:r>
+              <w:t>3063</w:t>
+            </w:r>
+          </w:p>
+        </w:tc>
+        <w:tc>
+          <w:tcPr>
+            <w:tcW w:w="1439" w:type="dxa"/>
+          </w:tcPr>
+          <w:p>
+            <w:r>
+              <w:t>40.36</w:t>
+            </w:r>
+          </w:p>
+        </w:tc>
+      </w:tr>
+      <w:tr>
+        <w:tc>
+          <w:tcPr>
+            <w:tcW w:w="1438" w:type="dxa"/>
+          </w:tcPr>
+          <w:p>
+            <w:r>
+              <w:t>Low</w:t>
+            </w:r>
+          </w:p>
+        </w:tc>
+        <w:tc>
+          <w:tcPr>
+            <w:tcW w:w="1438" w:type="dxa"/>
+          </w:tcPr>
+          <w:p>
+            <w:r>
+              <w:t>Unhealthy</w:t>
+            </w:r>
+          </w:p>
+        </w:tc>
+        <w:tc>
+          <w:tcPr>
+            <w:tcW w:w="1438" w:type="dxa"/>
+          </w:tcPr>
+          <w:p>
+            <w:r>
+              <w:t>Moderate</w:t>
+            </w:r>
+          </w:p>
+        </w:tc>
+        <w:tc>
+          <w:tcPr>
+            <w:tcW w:w="1438" w:type="dxa"/>
+          </w:tcPr>
+          <w:p>
+            <w:r>
+              <w:t>11612</w:t>
+            </w:r>
+          </w:p>
+        </w:tc>
+        <w:tc>
+          <w:tcPr>
+            <w:tcW w:w="1439" w:type="dxa"/>
+          </w:tcPr>
+          <w:p>
+            <w:r>
+              <w:t>4680</w:t>
+            </w:r>
+          </w:p>
+        </w:tc>
+        <w:tc>
+          <w:tcPr>
+            <w:tcW w:w="1439" w:type="dxa"/>
+          </w:tcPr>
+          <w:p>
+            <w:r>
+              <w:t>40.3</w:t>
+            </w:r>
+          </w:p>
+        </w:tc>
+      </w:tr>
+      <w:tr>
+        <w:tc>
+          <w:tcPr>
+            <w:tcW w:w="1438" w:type="dxa"/>
+          </w:tcPr>
+          <w:p>
+            <w:r>
+              <w:t>Low</w:t>
+            </w:r>
+          </w:p>
+        </w:tc>
+        <w:tc>
+          <w:tcPr>
+            <w:tcW w:w="1438" w:type="dxa"/>
+          </w:tcPr>
+          <w:p>
+            <w:r>
+              <w:t>Healthy</w:t>
+            </w:r>
+          </w:p>
+        </w:tc>
+        <w:tc>
+          <w:tcPr>
+            <w:tcW w:w="1438" w:type="dxa"/>
+          </w:tcPr>
+          <w:p>
+            <w:r>
+              <w:t>None</w:t>
+            </w:r>
+          </w:p>
+        </w:tc>
+        <w:tc>
+          <w:tcPr>
+            <w:tcW w:w="1438" w:type="dxa"/>
+          </w:tcPr>
+          <w:p>
+            <w:r>
+              <w:t>15218</w:t>
+            </w:r>
+          </w:p>
+        </w:tc>
+        <w:tc>
+          <w:tcPr>
+            <w:tcW w:w="1439" w:type="dxa"/>
+          </w:tcPr>
+          <w:p>
+            <w:r>
+              <w:t>6117</w:t>
+            </w:r>
+          </w:p>
+        </w:tc>
+        <w:tc>
+          <w:tcPr>
+            <w:tcW w:w="1439" w:type="dxa"/>
+          </w:tcPr>
+          <w:p>
+            <w:r>
+              <w:t>40.2</w:t>
+            </w:r>
+          </w:p>
+        </w:tc>
+      </w:tr>
+      <w:tr>
+        <w:tc>
+          <w:tcPr>
+            <w:tcW w:w="1438" w:type="dxa"/>
+          </w:tcPr>
+          <w:p>
+            <w:r>
+              <w:t>High</w:t>
+            </w:r>
+          </w:p>
+        </w:tc>
+        <w:tc>
+          <w:tcPr>
+            <w:tcW w:w="1438" w:type="dxa"/>
+          </w:tcPr>
+          <w:p>
+            <w:r>
+              <w:t>Unhealthy</w:t>
+            </w:r>
+          </w:p>
+        </w:tc>
+        <w:tc>
+          <w:tcPr>
+            <w:tcW w:w="1438" w:type="dxa"/>
+          </w:tcPr>
+          <w:p>
+            <w:r>
+              <w:t>None</w:t>
+            </w:r>
+          </w:p>
+        </w:tc>
+        <w:tc>
+          <w:tcPr>
+            <w:tcW w:w="1438" w:type="dxa"/>
+          </w:tcPr>
+          <w:p>
+            <w:r>
+              <w:t>11601</w:t>
+            </w:r>
+          </w:p>
+        </w:tc>
+        <w:tc>
+          <w:tcPr>
+            <w:tcW w:w="1439" w:type="dxa"/>
+          </w:tcPr>
+          <w:p>
+            <w:r>
+              <w:t>4634</w:t>
+            </w:r>
+          </w:p>
+        </w:tc>
+        <w:tc>
+          <w:tcPr>
+            <w:tcW w:w="1439" w:type="dxa"/>
+          </w:tcPr>
+          <w:p>
+            <w:r>
+              <w:t>39.94</w:t>
+            </w:r>
+          </w:p>
+        </w:tc>
+      </w:tr>
+      <w:tr>
+        <w:tc>
+          <w:tcPr>
+            <w:tcW w:w="1438" w:type="dxa"/>
+          </w:tcPr>
+          <w:p>
+            <w:r>
+              <w:t>Moderate</w:t>
+            </w:r>
+          </w:p>
+        </w:tc>
+        <w:tc>
+          <w:tcPr>
+            <w:tcW w:w="1438" w:type="dxa"/>
+          </w:tcPr>
+          <w:p>
+            <w:r>
+              <w:t>Unhealthy</w:t>
+            </w:r>
+          </w:p>
+        </w:tc>
+        <w:tc>
+          <w:tcPr>
+            <w:tcW w:w="1438" w:type="dxa"/>
+          </w:tcPr>
+          <w:p>
+            <w:r>
+              <w:t>None</w:t>
+            </w:r>
+          </w:p>
+        </w:tc>
+        <w:tc>
+          <w:tcPr>
+            <w:tcW w:w="1438" w:type="dxa"/>
+          </w:tcPr>
+          <w:p>
+            <w:r>
+              <w:t>22659</w:t>
+            </w:r>
+          </w:p>
+        </w:tc>
+        <w:tc>
+          <w:tcPr>
+            <w:tcW w:w="1439" w:type="dxa"/>
+          </w:tcPr>
+          <w:p>
+            <w:r>
+              <w:t>9026</w:t>
+            </w:r>
+          </w:p>
+        </w:tc>
+        <w:tc>
+          <w:tcPr>
+            <w:tcW w:w="1439" w:type="dxa"/>
+          </w:tcPr>
+          <w:p>
+            <w:r>
+              <w:t>39.83</w:t>
+            </w:r>
+          </w:p>
+        </w:tc>
+      </w:tr>
+      <w:tr>
+        <w:tc>
+          <w:tcPr>
+            <w:tcW w:w="1438" w:type="dxa"/>
+          </w:tcPr>
+          <w:p>
+            <w:r>
+              <w:t>Moderate</w:t>
+            </w:r>
+          </w:p>
+        </w:tc>
+        <w:tc>
+          <w:tcPr>
+            <w:tcW w:w="1438" w:type="dxa"/>
+          </w:tcPr>
+          <w:p>
+            <w:r>
+              <w:t>Healthy</w:t>
+            </w:r>
+          </w:p>
+        </w:tc>
+        <w:tc>
+          <w:tcPr>
+            <w:tcW w:w="1438" w:type="dxa"/>
+          </w:tcPr>
+          <w:p>
+            <w:r>
+              <w:t>None</w:t>
+            </w:r>
+          </w:p>
+        </w:tc>
+        <w:tc>
+          <w:tcPr>
+            <w:tcW w:w="1438" w:type="dxa"/>
+          </w:tcPr>
+          <w:p>
+            <w:r>
+              <w:t>15065</w:t>
+            </w:r>
+          </w:p>
+        </w:tc>
+        <w:tc>
+          <w:tcPr>
+            <w:tcW w:w="1439" w:type="dxa"/>
+          </w:tcPr>
+          <w:p>
+            <w:r>
+              <w:t>5995</w:t>
+            </w:r>
+          </w:p>
+        </w:tc>
+        <w:tc>
+          <w:tcPr>
+            <w:tcW w:w="1439" w:type="dxa"/>
+          </w:tcPr>
+          <w:p>
+            <w:r>
+              <w:t>39.79</w:t>
+            </w:r>
+          </w:p>
+        </w:tc>
+      </w:tr>
+      <w:tr>
+        <w:tc>
+          <w:tcPr>
+            <w:tcW w:w="1438" w:type="dxa"/>
+          </w:tcPr>
+          <w:p>
+            <w:r>
+              <w:t>High</w:t>
+            </w:r>
+          </w:p>
+        </w:tc>
+        <w:tc>
+          <w:tcPr>
+            <w:tcW w:w="1438" w:type="dxa"/>
+          </w:tcPr>
+          <w:p>
+            <w:r>
+              <w:t>Unhealthy</w:t>
+            </w:r>
+          </w:p>
+        </w:tc>
+        <w:tc>
+          <w:tcPr>
+            <w:tcW w:w="1438" w:type="dxa"/>
+          </w:tcPr>
+          <w:p>
+            <w:r>
+              <w:t>Moderate</w:t>
+            </w:r>
+          </w:p>
+        </w:tc>
+        <w:tc>
+          <w:tcPr>
+            <w:tcW w:w="1438" w:type="dxa"/>
+          </w:tcPr>
+          <w:p>
+            <w:r>
+              <w:t>5644</w:t>
+            </w:r>
+          </w:p>
+        </w:tc>
+        <w:tc>
+          <w:tcPr>
+            <w:tcW w:w="1439" w:type="dxa"/>
+          </w:tcPr>
+          <w:p>
+            <w:r>
+              <w:t>2240</w:t>
+            </w:r>
+          </w:p>
+        </w:tc>
+        <w:tc>
+          <w:tcPr>
+            <w:tcW w:w="1439" w:type="dxa"/>
+          </w:tcPr>
+          <w:p>
+            <w:r>
+              <w:t>39.69</w:t>
+            </w:r>
+          </w:p>
+        </w:tc>
+      </w:tr>
+      <w:tr>
+        <w:tc>
+          <w:tcPr>
+            <w:tcW w:w="1438" w:type="dxa"/>
+          </w:tcPr>
+          <w:p>
+            <w:r>
+              <w:t>Low</w:t>
+            </w:r>
+          </w:p>
+        </w:tc>
+        <w:tc>
+          <w:tcPr>
+            <w:tcW w:w="1438" w:type="dxa"/>
+          </w:tcPr>
+          <w:p>
+            <w:r>
+              <w:t>Healthy</w:t>
+            </w:r>
+          </w:p>
+        </w:tc>
+        <w:tc>
+          <w:tcPr>
+            <w:tcW w:w="1438" w:type="dxa"/>
+          </w:tcPr>
+          <w:p>
+            <w:r>
+              <w:t>High</w:t>
+            </w:r>
+          </w:p>
+        </w:tc>
+        <w:tc>
+          <w:tcPr>
+            <w:tcW w:w="1438" w:type="dxa"/>
+          </w:tcPr>
+          <w:p>
+            <w:r>
+              <w:t>2576</w:t>
+            </w:r>
+          </w:p>
+        </w:tc>
+        <w:tc>
+          <w:tcPr>
+            <w:tcW w:w="1439" w:type="dxa"/>
+          </w:tcPr>
+          <w:p>
+            <w:r>
+              <w:t>1013</w:t>
+            </w:r>
+          </w:p>
+        </w:tc>
+        <w:tc>
+          <w:tcPr>
+            <w:tcW w:w="1439" w:type="dxa"/>
+          </w:tcPr>
+          <w:p>
+            <w:r>
+              <w:t>39.32</w:t>
+            </w:r>
+          </w:p>
+        </w:tc>
+      </w:tr>
+      <w:tr>
+        <w:tc>
+          <w:tcPr>
+            <w:tcW w:w="1438" w:type="dxa"/>
+          </w:tcPr>
+          <w:p>
+            <w:r>
+              <w:t>Low</w:t>
+            </w:r>
+          </w:p>
+        </w:tc>
+        <w:tc>
+          <w:tcPr>
+            <w:tcW w:w="1438" w:type="dxa"/>
+          </w:tcPr>
+          <w:p>
+            <w:r>
+              <w:t>Unhealthy</w:t>
+            </w:r>
+          </w:p>
+        </w:tc>
+        <w:tc>
+          <w:tcPr>
+            <w:tcW w:w="1438" w:type="dxa"/>
+          </w:tcPr>
+          <w:p>
+            <w:r>
+              <w:t>None</w:t>
+            </w:r>
+          </w:p>
+        </w:tc>
+        <w:tc>
+          <w:tcPr>
+            <w:tcW w:w="1438" w:type="dxa"/>
+          </w:tcPr>
+          <w:p>
+            <w:r>
+              <w:t>22703</w:t>
+            </w:r>
+          </w:p>
+        </w:tc>
+        <w:tc>
+          <w:tcPr>
+            <w:tcW w:w="1439" w:type="dxa"/>
+          </w:tcPr>
+          <w:p>
+            <w:r>
+              <w:t>8882</w:t>
+            </w:r>
+          </w:p>
+        </w:tc>
+        <w:tc>
+          <w:tcPr>
+            <w:tcW w:w="1439" w:type="dxa"/>
+          </w:tcPr>
+          <w:p>
+            <w:r>
+              <w:t>39.12</w:t>
+            </w:r>
+          </w:p>
+        </w:tc>
+      </w:tr>
+    </w:tbl>
+    <w:p>
+      <w:pPr>
+        <w:pStyle w:val="Heading2"/>
+      </w:pPr>
+      <w:r>
+        <w:t>Insight:</w:t>
+      </w:r>
+    </w:p>
+    <w:p>
+      <w:r>
+        <w:t>Lifestyle combinations involving regular physical activity generally appeared among lower-risk patient groups compared with less active lifestyle patterns. While physical activity may contribute to reducing cardiovascular risk, its protective effect should be evaluated together with dietary habits and alcohol consumption.</w:t>
+      </w:r>
+    </w:p>
+    <w:p>
+      <w:pPr>
+        <w:pStyle w:val="Heading1"/>
+      </w:pPr>
+      <w:r>
+        <w:t>12</w:t>
+      </w:r>
+      <w:r>
+        <w:t>. Socioeconomic &amp; Regional Risk Distribution</w:t>
+      </w:r>
+    </w:p>
+    <w:tbl>
+      <w:tblPr>
+        <w:tblStyle w:val="TableGrid"/>
+        <w:tblW w:w="0" w:type="auto"/>
+        <w:tblLook w:val="04A0" w:firstRow="1" w:lastRow="0" w:firstColumn="1" w:lastColumn="0" w:noHBand="0" w:noVBand="1"/>
+      </w:tblPr>
+      <w:tblGrid>
+        <w:gridCol w:w="1665"/>
+        <w:gridCol w:w="1547"/>
+        <w:gridCol w:w="1684"/>
+        <w:gridCol w:w="2015"/>
+        <w:gridCol w:w="1719"/>
+      </w:tblGrid>
+      <w:tr>
+        <w:tc>
+          <w:tcPr>
+            <w:tcW w:w="1726" w:type="dxa"/>
+            <w:shd w:val="clear" w:color="auto" w:fill="8DB3E2" w:themeFill="text2" w:themeFillTint="66"/>
+          </w:tcPr>
+          <w:p>
+            <w:proofErr w:type="spellStart"/>
+            <w:r>
+              <w:t>income_level</w:t>
+            </w:r>
+            <w:proofErr w:type="spellEnd"/>
+          </w:p>
+        </w:tc>
+        <w:tc>
+          <w:tcPr>
+            <w:tcW w:w="1726" w:type="dxa"/>
+            <w:shd w:val="clear" w:color="auto" w:fill="8DB3E2" w:themeFill="text2" w:themeFillTint="66"/>
+          </w:tcPr>
+          <w:p>
+            <w:r>
+              <w:t>region</w:t>
+            </w:r>
+          </w:p>
+        </w:tc>
+        <w:tc>
+          <w:tcPr>
+            <w:tcW w:w="1726" w:type="dxa"/>
+            <w:shd w:val="clear" w:color="auto" w:fill="8DB3E2" w:themeFill="text2" w:themeFillTint="66"/>
+          </w:tcPr>
+          <w:p>
+            <w:proofErr w:type="spellStart"/>
+            <w:r>
+              <w:t>Total_Patients</w:t>
+            </w:r>
+            <w:proofErr w:type="spellEnd"/>
+          </w:p>
+        </w:tc>
+        <w:tc>
+          <w:tcPr>
+            <w:tcW w:w="1726" w:type="dxa"/>
+            <w:shd w:val="clear" w:color="auto" w:fill="8DB3E2" w:themeFill="text2" w:themeFillTint="66"/>
+          </w:tcPr>
+          <w:p>
+            <w:proofErr w:type="spellStart"/>
+            <w:r>
+              <w:t>Heart_Attack_Cases</w:t>
+            </w:r>
+            <w:proofErr w:type="spellEnd"/>
+          </w:p>
+        </w:tc>
+        <w:tc>
+          <w:tcPr>
+            <w:tcW w:w="1726" w:type="dxa"/>
+            <w:shd w:val="clear" w:color="auto" w:fill="8DB3E2" w:themeFill="text2" w:themeFillTint="66"/>
+          </w:tcPr>
+          <w:p>
+            <w:proofErr w:type="spellStart"/>
+            <w:r>
+              <w:t>Risk_Percentage</w:t>
+            </w:r>
+            <w:proofErr w:type="spellEnd"/>
+          </w:p>
+        </w:tc>
+        <w:bookmarkStart w:id="0" w:name="_GoBack"/>
+        <w:bookmarkEnd w:id="0"/>
+      </w:tr>
+      <w:tr>
+        <w:tc>
+          <w:tcPr>
+            <w:tcW w:w="1726" w:type="dxa"/>
+          </w:tcPr>
+          <w:p>
+            <w:r>
+              <w:t>Low</w:t>
+            </w:r>
+          </w:p>
+        </w:tc>
+        <w:tc>
+          <w:tcPr>
+            <w:tcW w:w="1726" w:type="dxa"/>
+          </w:tcPr>
+          <w:p>
+            <w:r>
+              <w:t>Rural</w:t>
+            </w:r>
+          </w:p>
+        </w:tc>
+        <w:tc>
+          <w:tcPr>
+            <w:tcW w:w="1726" w:type="dxa"/>
+          </w:tcPr>
+          <w:p>
+            <w:r>
+              <w:t>22143</w:t>
+            </w:r>
+          </w:p>
+        </w:tc>
+        <w:tc>
+          <w:tcPr>
+            <w:tcW w:w="1726" w:type="dxa"/>
+          </w:tcPr>
+          <w:p>
+            <w:r>
+              <w:t>8978</w:t>
+            </w:r>
+          </w:p>
+        </w:tc>
+        <w:tc>
+          <w:tcPr>
+            <w:tcW w:w="1726" w:type="dxa"/>
+          </w:tcPr>
+          <w:p>
+            <w:r>
+              <w:t>40.55</w:t>
+            </w:r>
+          </w:p>
+        </w:tc>
+      </w:tr>
+      <w:tr>
+        <w:tc>
+          <w:tcPr>
+            <w:tcW w:w="1726" w:type="dxa"/>
+          </w:tcPr>
+          <w:p>
+            <w:r>
+              <w:t>Middle</w:t>
+            </w:r>
+          </w:p>
+        </w:tc>
+        <w:tc>
+          <w:tcPr>
+            <w:tcW w:w="1726" w:type="dxa"/>
+          </w:tcPr>
+          <w:p>
+            <w:r>
+              <w:t>Rural</w:t>
+            </w:r>
+          </w:p>
+        </w:tc>
+        <w:tc>
+          <w:tcPr>
+            <w:tcW w:w="1726" w:type="dxa"/>
+          </w:tcPr>
+          <w:p>
+            <w:r>
+              <w:t>24868</w:t>
+            </w:r>
+          </w:p>
+        </w:tc>
+        <w:tc>
+          <w:tcPr>
+            <w:tcW w:w="1726" w:type="dxa"/>
+          </w:tcPr>
+          <w:p>
+            <w:r>
+              <w:t>10054</w:t>
+            </w:r>
+          </w:p>
+        </w:tc>
+        <w:tc>
+          <w:tcPr>
+            <w:tcW w:w="1726" w:type="dxa"/>
+          </w:tcPr>
+          <w:p>
+            <w:r>
+              <w:t>40.43</w:t>
+            </w:r>
+          </w:p>
+        </w:tc>
+      </w:tr>
+      <w:tr>
+        <w:tc>
+          <w:tcPr>
+            <w:tcW w:w="1726" w:type="dxa"/>
+          </w:tcPr>
+          <w:p>
+            <w:r>
+              <w:t>High</w:t>
+            </w:r>
+          </w:p>
+        </w:tc>
+        <w:tc>
+          <w:tcPr>
+            <w:tcW w:w="1726" w:type="dxa"/>
+          </w:tcPr>
+          <w:p>
+            <w:r>
+              <w:t>Rural</w:t>
+            </w:r>
+          </w:p>
+        </w:tc>
+        <w:tc>
+          <w:tcPr>
+            <w:tcW w:w="1726" w:type="dxa"/>
+          </w:tcPr>
+          <w:p>
+            <w:r>
+              <w:t>8306</w:t>
+            </w:r>
+          </w:p>
+        </w:tc>
+        <w:tc>
+          <w:tcPr>
+            <w:tcW w:w="1726" w:type="dxa"/>
+          </w:tcPr>
+          <w:p>
+            <w:r>
+              <w:t>3357</w:t>
+            </w:r>
+          </w:p>
+        </w:tc>
+        <w:tc>
+          <w:tcPr>
+            <w:tcW w:w="1726" w:type="dxa"/>
+          </w:tcPr>
+          <w:p>
+            <w:r>
+              <w:t>40.42</w:t>
+            </w:r>
+          </w:p>
+        </w:tc>
+      </w:tr>
+      <w:tr>
+        <w:tc>
+          <w:tcPr>
+            <w:tcW w:w="1726" w:type="dxa"/>
+          </w:tcPr>
+          <w:p>
+            <w:r>
+              <w:t>High</w:t>
+            </w:r>
+          </w:p>
+        </w:tc>
+        <w:tc>
+          <w:tcPr>
+            <w:tcW w:w="1726" w:type="dxa"/>
+          </w:tcPr>
+          <w:p>
+            <w:r>
+              <w:t>Urban</w:t>
+            </w:r>
+          </w:p>
+        </w:tc>
+        <w:tc>
+          <w:tcPr>
+            <w:tcW w:w="1726" w:type="dxa"/>
+          </w:tcPr>
+          <w:p>
+            <w:r>
+              <w:t>15397</w:t>
+            </w:r>
+          </w:p>
+        </w:tc>
+        <w:tc>
+          <w:tcPr>
+            <w:tcW w:w="1726" w:type="dxa"/>
+          </w:tcPr>
+          <w:p>
+            <w:r>
+              <w:t>6170</w:t>
+            </w:r>
+          </w:p>
+        </w:tc>
+        <w:tc>
+          <w:tcPr>
+            <w:tcW w:w="1726" w:type="dxa"/>
+          </w:tcPr>
+          <w:p>
+            <w:r>
+              <w:t>40.07</w:t>
+            </w:r>
+          </w:p>
+        </w:tc>
+      </w:tr>
+      <w:tr>
+        <w:tc>
+          <w:tcPr>
+            <w:tcW w:w="1726" w:type="dxa"/>
+          </w:tcPr>
+          <w:p>
+            <w:r>
+              <w:t>Low</w:t>
+            </w:r>
+          </w:p>
+        </w:tc>
+        <w:tc>
+          <w:tcPr>
+            <w:tcW w:w="1726" w:type="dxa"/>
+          </w:tcPr>
+          <w:p>
+            <w:r>
+              <w:t>Urban</w:t>
+            </w:r>
+          </w:p>
+        </w:tc>
+        <w:tc>
+          <w:tcPr>
+            <w:tcW w:w="1726" w:type="dxa"/>
+          </w:tcPr>
+          <w:p>
+            <w:r>
+              <w:t>41279</w:t>
+            </w:r>
+          </w:p>
+        </w:tc>
+        <w:tc>
+          <w:tcPr>
+            <w:tcW w:w="1726" w:type="dxa"/>
+          </w:tcPr>
+          <w:p>
+            <w:r>
+              <w:t>16518</w:t>
+            </w:r>
+          </w:p>
+        </w:tc>
+        <w:tc>
+          <w:tcPr>
+            <w:tcW w:w="1726" w:type="dxa"/>
+          </w:tcPr>
+          <w:p>
+            <w:r>
+              <w:t>40.02</w:t>
+            </w:r>
+          </w:p>
+        </w:tc>
+      </w:tr>
+      <w:tr>
+        <w:tc>
+          <w:tcPr>
+            <w:tcW w:w="1726" w:type="dxa"/>
+          </w:tcPr>
+          <w:p>
+            <w:r>
+              <w:t>Middle</w:t>
+            </w:r>
+          </w:p>
+        </w:tc>
+        <w:tc>
+          <w:tcPr>
+            <w:tcW w:w="1726" w:type="dxa"/>
+          </w:tcPr>
+          <w:p>
+            <w:r>
+              <w:t>Urban</w:t>
+            </w:r>
+          </w:p>
+        </w:tc>
+        <w:tc>
+          <w:tcPr>
+            <w:tcW w:w="1726" w:type="dxa"/>
+          </w:tcPr>
+          <w:p>
+            <w:r>
+              <w:t>46362</w:t>
+            </w:r>
+          </w:p>
+        </w:tc>
+        <w:tc>
+          <w:tcPr>
+            <w:tcW w:w="1726" w:type="dxa"/>
+          </w:tcPr>
+          <w:p>
+            <w:r>
+              <w:t>18424</w:t>
+            </w:r>
+          </w:p>
+        </w:tc>
+        <w:tc>
+          <w:tcPr>
+            <w:tcW w:w="1726" w:type="dxa"/>
+          </w:tcPr>
+          <w:p>
+            <w:r>
+              <w:t>39.74</w:t>
+            </w:r>
+          </w:p>
+        </w:tc>
+      </w:tr>
+    </w:tbl>
+    <w:p>
+      <w:pPr>
+        <w:pStyle w:val="Heading1"/>
+      </w:pPr>
+      <w:r>
+        <w:t>Insight:</w:t>
+      </w:r>
+    </w:p>
+    <w:p>
+      <w:r>
+        <w:t>Only minor differences in heart attack incidence were observed across different income levels and geographic regions. These findings suggest that socioeconomic status alone was not a dominant predictor of cardiovascular events within this population.</w:t>
+      </w:r>
+    </w:p>
     <w:sectPr>
       <w:pgSz w:w="12240" w:h="15840"/>
       <w:pgMar w:top="1440" w:right="1800" w:bottom="1440" w:left="1800" w:header="720" w:footer="720" w:gutter="0"/>
